--- a/writing/Chapter 5 - 5.1 Performance Evaluation/FINAL_TEXT.docx
+++ b/writing/Chapter 5 - 5.1 Performance Evaluation/FINAL_TEXT.docx
@@ -6352,7 +6352,7 @@
         <w:t>5.05</w:t>
       </w:r>
       <w:r>
-        <w:t>, the highest of all systems no larger than Phi-4-mini, and above the same-size single model (4.84), the initial pipeline (4.80), zero-shot prompting (4.25) and the fine-tuned model (4.19). Gemma-3-4B (5.30) and the larger single model (5.76) score higher, and Section 5.4 shows that Gemma's advantage is explained by the length of its replies. The classifier outputs coarse ordinal classes, and our replies fall between classes 1 and 7. It was also trained on empathy ratings of turns in peer discussions of news articles [14]. We therefore interpret differences between system averages rather than absolute values; Section 5.3.6 shows that it ranks systems in exactly the same order as the AI judges.</w:t>
+        <w:t>, the highest of all systems no larger than Phi-4-mini, and above the same-size single model (4.84), the initial pipeline (4.80), zero-shot prompting (4.25) and the fine-tuned model (4.19). Gemma-3-4B (5.30) and the larger single model (5.76) score higher, and Section 5.4 shows that Gemma's advantage is explained by the length of its replies. The classifier outputs coarse ordinal classes, and our replies fall between classes 1 and 7. It was also trained on empathy ratings of turns in peer discussions of news articles [14]. We therefore interpret differences between system averages rather than absolute values; Section 5.3.6 shows that it ranks the systems in nearly the same order as the AI judges.</w:t>
       </w:r>
     </w:p>
     <w:p>
@@ -7835,14 +7835,25 @@
         <w:spacing w:after="120"/>
       </w:pPr>
       <w:r>
-        <w:t xml:space="preserve">Three AI judges, Nemotron 3 Ultra, Mistral Large and gpt-oss-120b, selected as described in Section 4.1.5.1, score each reply blind from 1 to 10 for empathy, relevance and safety. They are applied to a stratified sample of 64 conversations, consisting of the shortest and longest message for each of the 32 emotions. Table 5.7 reports the results. Among the systems judged so far, the larger single model has the highest average score (9.02), followed by the same-size single model (8.38), the initial pipeline (8.23), zero-shot prompting (7.73) and the fine-tuned model (4.44). </w:t>
+        <w:t>Two AI judges, Nemotron 3 Ultra and gpt-oss-120b, selected as described in Section 4.1.5.1, score each reply blind from 1 to 10 for empathy, relevance and safety, and the panel score is the mean of the two judges. They are applied to a stratified sample of 64 conversations, consisting of the shortest and longest message for each of the 32 emotions. Table 5.7 reports the results for all seven judged systems. The larger single model has the highest overall score (</w:t>
       </w:r>
       <w:r>
         <w:rPr>
           <w:b/>
-          <w:color w:val="B03A00"/>
         </w:rPr>
-        <w:t>[[PENDING: average scores for the final system and the top-1 Phi-4-mini configuration, with one sentence on the final system's rank and on whether its empathy score differs from its relevance and safety scores.]]</w:t>
+        <w:t>8.90</w:t>
+      </w:r>
+      <w:r>
+        <w:t xml:space="preserve">), followed closely by the </w:t>
+      </w:r>
+      <w:r>
+        <w:rPr>
+          <w:b/>
+        </w:rPr>
+        <w:t>final system (8.68)</w:t>
+      </w:r>
+      <w:r>
+        <w:t xml:space="preserve"> and top-1 Phi-4-mini prompting (8.65), and then by the same-size single model (8.24), the initial pipeline (8.04), zero-shot prompting (7.51) and the fine-tuned model (4.44). The final system scores 7.84 for empathy, 8.45 for relevance and 9.76 for safety. Empathy is the lowest of the three dimensions for every system, which indicates that the judges treat it as the most demanding criterion. Safety scores are high for every system (9.31 to 9.86) except the fine-tuned model (5.97). The two judges differ in severity: Nemotron 3 Ultra gives a lower average score than gpt-oss-120b to every system. Section 5.3.7 tests which of these differences are statistically significant and how closely the judges agree.</w:t>
       </w:r>
     </w:p>
     <w:tbl>
@@ -7852,17 +7863,19 @@
         <w:tblLook w:firstColumn="1" w:firstRow="1" w:lastColumn="0" w:lastRow="0" w:noHBand="0" w:noVBand="1" w:val="04A0"/>
       </w:tblPr>
       <w:tblGrid>
-        <w:gridCol w:w="1560"/>
-        <w:gridCol w:w="1560"/>
-        <w:gridCol w:w="1560"/>
-        <w:gridCol w:w="1560"/>
-        <w:gridCol w:w="1560"/>
-        <w:gridCol w:w="1560"/>
+        <w:gridCol w:w="1170"/>
+        <w:gridCol w:w="1170"/>
+        <w:gridCol w:w="1170"/>
+        <w:gridCol w:w="1170"/>
+        <w:gridCol w:w="1170"/>
+        <w:gridCol w:w="1170"/>
+        <w:gridCol w:w="1170"/>
+        <w:gridCol w:w="1170"/>
       </w:tblGrid>
       <w:tr>
         <w:tc>
           <w:tcPr>
-            <w:tcW w:type="dxa" w:w="1560"/>
+            <w:tcW w:type="dxa" w:w="1170"/>
             <w:shd w:val="clear" w:color="auto" w:fill="E3EEFB"/>
           </w:tcPr>
           <w:p>
@@ -7874,15 +7887,15 @@
             <w:r>
               <w:rPr>
                 <w:b/>
-                <w:sz w:val="16"/>
-              </w:rPr>
-              <w:t>Setting</w:t>
-            </w:r>
-          </w:p>
-        </w:tc>
-        <w:tc>
-          <w:tcPr>
-            <w:tcW w:type="dxa" w:w="1560"/>
+                <w:sz w:val="13"/>
+              </w:rPr>
+              <w:t>System</w:t>
+            </w:r>
+          </w:p>
+        </w:tc>
+        <w:tc>
+          <w:tcPr>
+            <w:tcW w:type="dxa" w:w="1170"/>
             <w:shd w:val="clear" w:color="auto" w:fill="E3EEFB"/>
           </w:tcPr>
           <w:p>
@@ -7894,15 +7907,15 @@
             <w:r>
               <w:rPr>
                 <w:b/>
-                <w:sz w:val="16"/>
-              </w:rPr>
-              <w:t>Nemotron 3 Ultra</w:t>
-            </w:r>
-          </w:p>
-        </w:tc>
-        <w:tc>
-          <w:tcPr>
-            <w:tcW w:type="dxa" w:w="1560"/>
+                <w:sz w:val="13"/>
+              </w:rPr>
+              <w:t>N</w:t>
+            </w:r>
+          </w:p>
+        </w:tc>
+        <w:tc>
+          <w:tcPr>
+            <w:tcW w:type="dxa" w:w="1170"/>
             <w:shd w:val="clear" w:color="auto" w:fill="E3EEFB"/>
           </w:tcPr>
           <w:p>
@@ -7914,15 +7927,15 @@
             <w:r>
               <w:rPr>
                 <w:b/>
-                <w:sz w:val="16"/>
-              </w:rPr>
-              <w:t>Mistral Large</w:t>
-            </w:r>
-          </w:p>
-        </w:tc>
-        <w:tc>
-          <w:tcPr>
-            <w:tcW w:type="dxa" w:w="1560"/>
+                <w:sz w:val="13"/>
+              </w:rPr>
+              <w:t>Nemotron 3 Ultra overall</w:t>
+            </w:r>
+          </w:p>
+        </w:tc>
+        <w:tc>
+          <w:tcPr>
+            <w:tcW w:type="dxa" w:w="1170"/>
             <w:shd w:val="clear" w:color="auto" w:fill="E3EEFB"/>
           </w:tcPr>
           <w:p>
@@ -7934,15 +7947,15 @@
             <w:r>
               <w:rPr>
                 <w:b/>
-                <w:sz w:val="16"/>
-              </w:rPr>
-              <w:t>gpt-oss-120b</w:t>
-            </w:r>
-          </w:p>
-        </w:tc>
-        <w:tc>
-          <w:tcPr>
-            <w:tcW w:type="dxa" w:w="1560"/>
+                <w:sz w:val="13"/>
+              </w:rPr>
+              <w:t>gpt-oss-120b overall</w:t>
+            </w:r>
+          </w:p>
+        </w:tc>
+        <w:tc>
+          <w:tcPr>
+            <w:tcW w:type="dxa" w:w="1170"/>
             <w:shd w:val="clear" w:color="auto" w:fill="E3EEFB"/>
           </w:tcPr>
           <w:p>
@@ -7954,15 +7967,15 @@
             <w:r>
               <w:rPr>
                 <w:b/>
-                <w:sz w:val="16"/>
-              </w:rPr>
-              <w:t>LLM-judge average</w:t>
-            </w:r>
-          </w:p>
-        </w:tc>
-        <w:tc>
-          <w:tcPr>
-            <w:tcW w:type="dxa" w:w="1560"/>
+                <w:sz w:val="13"/>
+              </w:rPr>
+              <w:t>Panel empathy</w:t>
+            </w:r>
+          </w:p>
+        </w:tc>
+        <w:tc>
+          <w:tcPr>
+            <w:tcW w:type="dxa" w:w="1170"/>
             <w:shd w:val="clear" w:color="auto" w:fill="E3EEFB"/>
           </w:tcPr>
           <w:p>
@@ -7974,9 +7987,49 @@
             <w:r>
               <w:rPr>
                 <w:b/>
-                <w:sz w:val="16"/>
-              </w:rPr>
-              <w:t>Agreement (std dev)</w:t>
+                <w:sz w:val="13"/>
+              </w:rPr>
+              <w:t>Panel relevance</w:t>
+            </w:r>
+          </w:p>
+        </w:tc>
+        <w:tc>
+          <w:tcPr>
+            <w:tcW w:type="dxa" w:w="1170"/>
+            <w:shd w:val="clear" w:color="auto" w:fill="E3EEFB"/>
+          </w:tcPr>
+          <w:p>
+            <w:r>
+              <w:rPr>
+                <w:b/>
+              </w:rPr>
+            </w:r>
+            <w:r>
+              <w:rPr>
+                <w:b/>
+                <w:sz w:val="13"/>
+              </w:rPr>
+              <w:t>Panel safety</w:t>
+            </w:r>
+          </w:p>
+        </w:tc>
+        <w:tc>
+          <w:tcPr>
+            <w:tcW w:type="dxa" w:w="1170"/>
+            <w:shd w:val="clear" w:color="auto" w:fill="E3EEFB"/>
+          </w:tcPr>
+          <w:p>
+            <w:r>
+              <w:rPr>
+                <w:b/>
+              </w:rPr>
+            </w:r>
+            <w:r>
+              <w:rPr>
+                <w:b/>
+                <w:sz w:val="13"/>
+              </w:rPr>
+              <w:t>Panel overall</w:t>
             </w:r>
           </w:p>
         </w:tc>
@@ -7984,85 +8037,113 @@
       <w:tr>
         <w:tc>
           <w:tcPr>
-            <w:tcW w:type="dxa" w:w="1560"/>
-          </w:tcPr>
-          <w:p>
-            <w:r/>
-            <w:r>
-              <w:rPr>
-                <w:sz w:val="16"/>
-              </w:rPr>
-              <w:t>Initial pipeline: GPT-2 Medium d1 + Qwen2.5-1.5B d2</w:t>
-            </w:r>
-          </w:p>
-        </w:tc>
-        <w:tc>
-          <w:tcPr>
-            <w:tcW w:type="dxa" w:w="1560"/>
-          </w:tcPr>
-          <w:p>
-            <w:r/>
-            <w:r>
-              <w:rPr>
-                <w:sz w:val="16"/>
-              </w:rPr>
-              <w:t>7.78</w:t>
-            </w:r>
-          </w:p>
-        </w:tc>
-        <w:tc>
-          <w:tcPr>
-            <w:tcW w:type="dxa" w:w="1560"/>
-          </w:tcPr>
-          <w:p>
-            <w:r/>
-            <w:r>
-              <w:rPr>
-                <w:sz w:val="16"/>
-              </w:rPr>
-              <w:t>8.61</w:t>
-            </w:r>
-          </w:p>
-        </w:tc>
-        <w:tc>
-          <w:tcPr>
-            <w:tcW w:type="dxa" w:w="1560"/>
-          </w:tcPr>
-          <w:p>
-            <w:r/>
-            <w:r>
-              <w:rPr>
-                <w:sz w:val="16"/>
-              </w:rPr>
-              <w:t>8.29</w:t>
-            </w:r>
-          </w:p>
-        </w:tc>
-        <w:tc>
-          <w:tcPr>
-            <w:tcW w:type="dxa" w:w="1560"/>
-          </w:tcPr>
-          <w:p>
-            <w:r/>
-            <w:r>
-              <w:rPr>
-                <w:sz w:val="16"/>
-              </w:rPr>
-              <w:t>8.23</w:t>
-            </w:r>
-          </w:p>
-        </w:tc>
-        <w:tc>
-          <w:tcPr>
-            <w:tcW w:type="dxa" w:w="1560"/>
-          </w:tcPr>
-          <w:p>
-            <w:r/>
-            <w:r>
-              <w:rPr>
-                <w:sz w:val="16"/>
-              </w:rPr>
-              <w:t>0.42</w:t>
+            <w:tcW w:type="dxa" w:w="1170"/>
+          </w:tcPr>
+          <w:p>
+            <w:r/>
+            <w:r>
+              <w:rPr>
+                <w:sz w:val="13"/>
+              </w:rPr>
+              <w:t>Single model, bigger: Qwen2.5-7B (4-bit) detects + responds</w:t>
+            </w:r>
+          </w:p>
+        </w:tc>
+        <w:tc>
+          <w:tcPr>
+            <w:tcW w:type="dxa" w:w="1170"/>
+          </w:tcPr>
+          <w:p>
+            <w:r/>
+            <w:r>
+              <w:rPr>
+                <w:sz w:val="13"/>
+              </w:rPr>
+              <w:t>64</w:t>
+            </w:r>
+          </w:p>
+        </w:tc>
+        <w:tc>
+          <w:tcPr>
+            <w:tcW w:type="dxa" w:w="1170"/>
+          </w:tcPr>
+          <w:p>
+            <w:r/>
+            <w:r>
+              <w:rPr>
+                <w:sz w:val="13"/>
+              </w:rPr>
+              <w:t>8.87</w:t>
+            </w:r>
+          </w:p>
+        </w:tc>
+        <w:tc>
+          <w:tcPr>
+            <w:tcW w:type="dxa" w:w="1170"/>
+          </w:tcPr>
+          <w:p>
+            <w:r/>
+            <w:r>
+              <w:rPr>
+                <w:sz w:val="13"/>
+              </w:rPr>
+              <w:t>8.92</w:t>
+            </w:r>
+          </w:p>
+        </w:tc>
+        <w:tc>
+          <w:tcPr>
+            <w:tcW w:type="dxa" w:w="1170"/>
+          </w:tcPr>
+          <w:p>
+            <w:r/>
+            <w:r>
+              <w:rPr>
+                <w:sz w:val="13"/>
+              </w:rPr>
+              <w:t>8.15</w:t>
+            </w:r>
+          </w:p>
+        </w:tc>
+        <w:tc>
+          <w:tcPr>
+            <w:tcW w:type="dxa" w:w="1170"/>
+          </w:tcPr>
+          <w:p>
+            <w:r/>
+            <w:r>
+              <w:rPr>
+                <w:sz w:val="13"/>
+              </w:rPr>
+              <w:t>8.68</w:t>
+            </w:r>
+          </w:p>
+        </w:tc>
+        <w:tc>
+          <w:tcPr>
+            <w:tcW w:type="dxa" w:w="1170"/>
+          </w:tcPr>
+          <w:p>
+            <w:r/>
+            <w:r>
+              <w:rPr>
+                <w:sz w:val="13"/>
+              </w:rPr>
+              <w:t>9.86</w:t>
+            </w:r>
+          </w:p>
+        </w:tc>
+        <w:tc>
+          <w:tcPr>
+            <w:tcW w:type="dxa" w:w="1170"/>
+          </w:tcPr>
+          <w:p>
+            <w:r/>
+            <w:r>
+              <w:rPr>
+                <w:sz w:val="13"/>
+              </w:rPr>
+              <w:t>8.9</w:t>
             </w:r>
           </w:p>
         </w:tc>
@@ -8070,85 +8151,113 @@
       <w:tr>
         <w:tc>
           <w:tcPr>
-            <w:tcW w:type="dxa" w:w="1560"/>
-          </w:tcPr>
-          <w:p>
-            <w:r/>
-            <w:r>
-              <w:rPr>
-                <w:sz w:val="16"/>
-              </w:rPr>
-              <w:t>Single model, same size: Qwen2.5-1.5B detects + responds</w:t>
-            </w:r>
-          </w:p>
-        </w:tc>
-        <w:tc>
-          <w:tcPr>
-            <w:tcW w:type="dxa" w:w="1560"/>
-          </w:tcPr>
-          <w:p>
-            <w:r/>
-            <w:r>
-              <w:rPr>
-                <w:sz w:val="16"/>
-              </w:rPr>
-              <w:t>8.02</w:t>
-            </w:r>
-          </w:p>
-        </w:tc>
-        <w:tc>
-          <w:tcPr>
-            <w:tcW w:type="dxa" w:w="1560"/>
-          </w:tcPr>
-          <w:p>
-            <w:r/>
-            <w:r>
-              <w:rPr>
-                <w:sz w:val="16"/>
-              </w:rPr>
-              <w:t>8.67</w:t>
-            </w:r>
-          </w:p>
-        </w:tc>
-        <w:tc>
-          <w:tcPr>
-            <w:tcW w:type="dxa" w:w="1560"/>
-          </w:tcPr>
-          <w:p>
-            <w:r/>
-            <w:r>
-              <w:rPr>
-                <w:sz w:val="16"/>
-              </w:rPr>
-              <w:t>8.46</w:t>
-            </w:r>
-          </w:p>
-        </w:tc>
-        <w:tc>
-          <w:tcPr>
-            <w:tcW w:type="dxa" w:w="1560"/>
-          </w:tcPr>
-          <w:p>
-            <w:r/>
-            <w:r>
-              <w:rPr>
-                <w:sz w:val="16"/>
-              </w:rPr>
-              <w:t>8.38</w:t>
-            </w:r>
-          </w:p>
-        </w:tc>
-        <w:tc>
-          <w:tcPr>
-            <w:tcW w:type="dxa" w:w="1560"/>
-          </w:tcPr>
-          <w:p>
-            <w:r/>
-            <w:r>
-              <w:rPr>
-                <w:sz w:val="16"/>
-              </w:rPr>
-              <w:t>0.33</w:t>
+            <w:tcW w:type="dxa" w:w="1170"/>
+          </w:tcPr>
+          <w:p>
+            <w:r/>
+            <w:r>
+              <w:rPr>
+                <w:sz w:val="13"/>
+              </w:rPr>
+              <w:t>FINAL SYSTEM - Two-stage: RoBERTa top-3 -&gt; Phi-4-mini picks + per-emotion prompt</w:t>
+            </w:r>
+          </w:p>
+        </w:tc>
+        <w:tc>
+          <w:tcPr>
+            <w:tcW w:type="dxa" w:w="1170"/>
+          </w:tcPr>
+          <w:p>
+            <w:r/>
+            <w:r>
+              <w:rPr>
+                <w:sz w:val="13"/>
+              </w:rPr>
+              <w:t>64</w:t>
+            </w:r>
+          </w:p>
+        </w:tc>
+        <w:tc>
+          <w:tcPr>
+            <w:tcW w:type="dxa" w:w="1170"/>
+          </w:tcPr>
+          <w:p>
+            <w:r/>
+            <w:r>
+              <w:rPr>
+                <w:sz w:val="13"/>
+              </w:rPr>
+              <w:t>8.58</w:t>
+            </w:r>
+          </w:p>
+        </w:tc>
+        <w:tc>
+          <w:tcPr>
+            <w:tcW w:type="dxa" w:w="1170"/>
+          </w:tcPr>
+          <w:p>
+            <w:r/>
+            <w:r>
+              <w:rPr>
+                <w:sz w:val="13"/>
+              </w:rPr>
+              <w:t>8.79</w:t>
+            </w:r>
+          </w:p>
+        </w:tc>
+        <w:tc>
+          <w:tcPr>
+            <w:tcW w:type="dxa" w:w="1170"/>
+          </w:tcPr>
+          <w:p>
+            <w:r/>
+            <w:r>
+              <w:rPr>
+                <w:sz w:val="13"/>
+              </w:rPr>
+              <w:t>7.84</w:t>
+            </w:r>
+          </w:p>
+        </w:tc>
+        <w:tc>
+          <w:tcPr>
+            <w:tcW w:type="dxa" w:w="1170"/>
+          </w:tcPr>
+          <w:p>
+            <w:r/>
+            <w:r>
+              <w:rPr>
+                <w:sz w:val="13"/>
+              </w:rPr>
+              <w:t>8.45</w:t>
+            </w:r>
+          </w:p>
+        </w:tc>
+        <w:tc>
+          <w:tcPr>
+            <w:tcW w:type="dxa" w:w="1170"/>
+          </w:tcPr>
+          <w:p>
+            <w:r/>
+            <w:r>
+              <w:rPr>
+                <w:sz w:val="13"/>
+              </w:rPr>
+              <w:t>9.76</w:t>
+            </w:r>
+          </w:p>
+        </w:tc>
+        <w:tc>
+          <w:tcPr>
+            <w:tcW w:type="dxa" w:w="1170"/>
+          </w:tcPr>
+          <w:p>
+            <w:r/>
+            <w:r>
+              <w:rPr>
+                <w:sz w:val="13"/>
+              </w:rPr>
+              <w:t>8.68</w:t>
             </w:r>
           </w:p>
         </w:tc>
@@ -8156,85 +8265,113 @@
       <w:tr>
         <w:tc>
           <w:tcPr>
-            <w:tcW w:type="dxa" w:w="1560"/>
-          </w:tcPr>
-          <w:p>
-            <w:r/>
-            <w:r>
-              <w:rPr>
-                <w:sz w:val="16"/>
-              </w:rPr>
-              <w:t>Single model, bigger: Qwen2.5-7B (4-bit) detects + responds</w:t>
-            </w:r>
-          </w:p>
-        </w:tc>
-        <w:tc>
-          <w:tcPr>
-            <w:tcW w:type="dxa" w:w="1560"/>
-          </w:tcPr>
-          <w:p>
-            <w:r/>
-            <w:r>
-              <w:rPr>
-                <w:sz w:val="16"/>
-              </w:rPr>
-              <w:t>8.87</w:t>
-            </w:r>
-          </w:p>
-        </w:tc>
-        <w:tc>
-          <w:tcPr>
-            <w:tcW w:type="dxa" w:w="1560"/>
-          </w:tcPr>
-          <w:p>
-            <w:r/>
-            <w:r>
-              <w:rPr>
-                <w:sz w:val="16"/>
-              </w:rPr>
-              <w:t>9.28</w:t>
-            </w:r>
-          </w:p>
-        </w:tc>
-        <w:tc>
-          <w:tcPr>
-            <w:tcW w:type="dxa" w:w="1560"/>
-          </w:tcPr>
-          <w:p>
-            <w:r/>
-            <w:r>
-              <w:rPr>
-                <w:sz w:val="16"/>
-              </w:rPr>
-              <w:t>8.92</w:t>
-            </w:r>
-          </w:p>
-        </w:tc>
-        <w:tc>
-          <w:tcPr>
-            <w:tcW w:type="dxa" w:w="1560"/>
-          </w:tcPr>
-          <w:p>
-            <w:r/>
-            <w:r>
-              <w:rPr>
-                <w:sz w:val="16"/>
-              </w:rPr>
-              <w:t>9.02</w:t>
-            </w:r>
-          </w:p>
-        </w:tc>
-        <w:tc>
-          <w:tcPr>
-            <w:tcW w:type="dxa" w:w="1560"/>
-          </w:tcPr>
-          <w:p>
-            <w:r/>
-            <w:r>
-              <w:rPr>
-                <w:sz w:val="16"/>
-              </w:rPr>
-              <w:t>0.22</w:t>
+            <w:tcW w:type="dxa" w:w="1170"/>
+          </w:tcPr>
+          <w:p>
+            <w:r/>
+            <w:r>
+              <w:rPr>
+                <w:sz w:val="13"/>
+              </w:rPr>
+              <w:t>RoBERTa d1 + Phi-4-mini d2 (top-1 emotion)</w:t>
+            </w:r>
+          </w:p>
+        </w:tc>
+        <w:tc>
+          <w:tcPr>
+            <w:tcW w:type="dxa" w:w="1170"/>
+          </w:tcPr>
+          <w:p>
+            <w:r/>
+            <w:r>
+              <w:rPr>
+                <w:sz w:val="13"/>
+              </w:rPr>
+              <w:t>64</w:t>
+            </w:r>
+          </w:p>
+        </w:tc>
+        <w:tc>
+          <w:tcPr>
+            <w:tcW w:type="dxa" w:w="1170"/>
+          </w:tcPr>
+          <w:p>
+            <w:r/>
+            <w:r>
+              <w:rPr>
+                <w:sz w:val="13"/>
+              </w:rPr>
+              <w:t>8.42</w:t>
+            </w:r>
+          </w:p>
+        </w:tc>
+        <w:tc>
+          <w:tcPr>
+            <w:tcW w:type="dxa" w:w="1170"/>
+          </w:tcPr>
+          <w:p>
+            <w:r/>
+            <w:r>
+              <w:rPr>
+                <w:sz w:val="13"/>
+              </w:rPr>
+              <w:t>8.88</w:t>
+            </w:r>
+          </w:p>
+        </w:tc>
+        <w:tc>
+          <w:tcPr>
+            <w:tcW w:type="dxa" w:w="1170"/>
+          </w:tcPr>
+          <w:p>
+            <w:r/>
+            <w:r>
+              <w:rPr>
+                <w:sz w:val="13"/>
+              </w:rPr>
+              <w:t>7.84</w:t>
+            </w:r>
+          </w:p>
+        </w:tc>
+        <w:tc>
+          <w:tcPr>
+            <w:tcW w:type="dxa" w:w="1170"/>
+          </w:tcPr>
+          <w:p>
+            <w:r/>
+            <w:r>
+              <w:rPr>
+                <w:sz w:val="13"/>
+              </w:rPr>
+              <w:t>8.29</w:t>
+            </w:r>
+          </w:p>
+        </w:tc>
+        <w:tc>
+          <w:tcPr>
+            <w:tcW w:type="dxa" w:w="1170"/>
+          </w:tcPr>
+          <w:p>
+            <w:r/>
+            <w:r>
+              <w:rPr>
+                <w:sz w:val="13"/>
+              </w:rPr>
+              <w:t>9.81</w:t>
+            </w:r>
+          </w:p>
+        </w:tc>
+        <w:tc>
+          <w:tcPr>
+            <w:tcW w:type="dxa" w:w="1170"/>
+          </w:tcPr>
+          <w:p>
+            <w:r/>
+            <w:r>
+              <w:rPr>
+                <w:sz w:val="13"/>
+              </w:rPr>
+              <w:t>8.65</w:t>
             </w:r>
           </w:p>
         </w:tc>
@@ -8242,85 +8379,113 @@
       <w:tr>
         <w:tc>
           <w:tcPr>
-            <w:tcW w:type="dxa" w:w="1560"/>
-          </w:tcPr>
-          <w:p>
-            <w:r/>
-            <w:r>
-              <w:rPr>
-                <w:sz w:val="16"/>
-              </w:rPr>
-              <w:t>Zero-shot Qwen2.5-1.5B (no detector, generic prompt)</w:t>
-            </w:r>
-          </w:p>
-        </w:tc>
-        <w:tc>
-          <w:tcPr>
-            <w:tcW w:type="dxa" w:w="1560"/>
-          </w:tcPr>
-          <w:p>
-            <w:r/>
-            <w:r>
-              <w:rPr>
-                <w:sz w:val="16"/>
-              </w:rPr>
-              <w:t>6.79</w:t>
-            </w:r>
-          </w:p>
-        </w:tc>
-        <w:tc>
-          <w:tcPr>
-            <w:tcW w:type="dxa" w:w="1560"/>
-          </w:tcPr>
-          <w:p>
-            <w:r/>
-            <w:r>
-              <w:rPr>
-                <w:sz w:val="16"/>
-              </w:rPr>
-              <w:t>8.18</w:t>
-            </w:r>
-          </w:p>
-        </w:tc>
-        <w:tc>
-          <w:tcPr>
-            <w:tcW w:type="dxa" w:w="1560"/>
-          </w:tcPr>
-          <w:p>
-            <w:r/>
-            <w:r>
-              <w:rPr>
-                <w:sz w:val="16"/>
-              </w:rPr>
-              <w:t>8.23</w:t>
-            </w:r>
-          </w:p>
-        </w:tc>
-        <w:tc>
-          <w:tcPr>
-            <w:tcW w:type="dxa" w:w="1560"/>
-          </w:tcPr>
-          <w:p>
-            <w:r/>
-            <w:r>
-              <w:rPr>
-                <w:sz w:val="16"/>
-              </w:rPr>
-              <w:t>7.73</w:t>
-            </w:r>
-          </w:p>
-        </w:tc>
-        <w:tc>
-          <w:tcPr>
-            <w:tcW w:type="dxa" w:w="1560"/>
-          </w:tcPr>
-          <w:p>
-            <w:r/>
-            <w:r>
-              <w:rPr>
-                <w:sz w:val="16"/>
-              </w:rPr>
-              <w:t>0.82</w:t>
+            <w:tcW w:type="dxa" w:w="1170"/>
+          </w:tcPr>
+          <w:p>
+            <w:r/>
+            <w:r>
+              <w:rPr>
+                <w:sz w:val="13"/>
+              </w:rPr>
+              <w:t>Single model, same size: Qwen2.5-1.5B detects + responds</w:t>
+            </w:r>
+          </w:p>
+        </w:tc>
+        <w:tc>
+          <w:tcPr>
+            <w:tcW w:type="dxa" w:w="1170"/>
+          </w:tcPr>
+          <w:p>
+            <w:r/>
+            <w:r>
+              <w:rPr>
+                <w:sz w:val="13"/>
+              </w:rPr>
+              <w:t>64</w:t>
+            </w:r>
+          </w:p>
+        </w:tc>
+        <w:tc>
+          <w:tcPr>
+            <w:tcW w:type="dxa" w:w="1170"/>
+          </w:tcPr>
+          <w:p>
+            <w:r/>
+            <w:r>
+              <w:rPr>
+                <w:sz w:val="13"/>
+              </w:rPr>
+              <w:t>8.02</w:t>
+            </w:r>
+          </w:p>
+        </w:tc>
+        <w:tc>
+          <w:tcPr>
+            <w:tcW w:type="dxa" w:w="1170"/>
+          </w:tcPr>
+          <w:p>
+            <w:r/>
+            <w:r>
+              <w:rPr>
+                <w:sz w:val="13"/>
+              </w:rPr>
+              <w:t>8.46</w:t>
+            </w:r>
+          </w:p>
+        </w:tc>
+        <w:tc>
+          <w:tcPr>
+            <w:tcW w:type="dxa" w:w="1170"/>
+          </w:tcPr>
+          <w:p>
+            <w:r/>
+            <w:r>
+              <w:rPr>
+                <w:sz w:val="13"/>
+              </w:rPr>
+              <w:t>7.15</w:t>
+            </w:r>
+          </w:p>
+        </w:tc>
+        <w:tc>
+          <w:tcPr>
+            <w:tcW w:type="dxa" w:w="1170"/>
+          </w:tcPr>
+          <w:p>
+            <w:r/>
+            <w:r>
+              <w:rPr>
+                <w:sz w:val="13"/>
+              </w:rPr>
+              <w:t>8.02</w:t>
+            </w:r>
+          </w:p>
+        </w:tc>
+        <w:tc>
+          <w:tcPr>
+            <w:tcW w:type="dxa" w:w="1170"/>
+          </w:tcPr>
+          <w:p>
+            <w:r/>
+            <w:r>
+              <w:rPr>
+                <w:sz w:val="13"/>
+              </w:rPr>
+              <w:t>9.56</w:t>
+            </w:r>
+          </w:p>
+        </w:tc>
+        <w:tc>
+          <w:tcPr>
+            <w:tcW w:type="dxa" w:w="1170"/>
+          </w:tcPr>
+          <w:p>
+            <w:r/>
+            <w:r>
+              <w:rPr>
+                <w:sz w:val="13"/>
+              </w:rPr>
+              <w:t>8.24</w:t>
             </w:r>
           </w:p>
         </w:tc>
@@ -8328,85 +8493,113 @@
       <w:tr>
         <w:tc>
           <w:tcPr>
-            <w:tcW w:type="dxa" w:w="1560"/>
-          </w:tcPr>
-          <w:p>
-            <w:r/>
-            <w:r>
-              <w:rPr>
-                <w:sz w:val="16"/>
-              </w:rPr>
-              <w:t>Monolithic LoRA fine-tuned Qwen2.5-1.5B (no detector)</w:t>
-            </w:r>
-          </w:p>
-        </w:tc>
-        <w:tc>
-          <w:tcPr>
-            <w:tcW w:type="dxa" w:w="1560"/>
-          </w:tcPr>
-          <w:p>
-            <w:r/>
-            <w:r>
-              <w:rPr>
-                <w:sz w:val="16"/>
-              </w:rPr>
-              <w:t>3.21</w:t>
-            </w:r>
-          </w:p>
-        </w:tc>
-        <w:tc>
-          <w:tcPr>
-            <w:tcW w:type="dxa" w:w="1560"/>
-          </w:tcPr>
-          <w:p>
-            <w:r/>
-            <w:r>
-              <w:rPr>
-                <w:sz w:val="16"/>
-              </w:rPr>
-              <w:t>4.42</w:t>
-            </w:r>
-          </w:p>
-        </w:tc>
-        <w:tc>
-          <w:tcPr>
-            <w:tcW w:type="dxa" w:w="1560"/>
-          </w:tcPr>
-          <w:p>
-            <w:r/>
-            <w:r>
-              <w:rPr>
-                <w:sz w:val="16"/>
-              </w:rPr>
-              <w:t>5.68</w:t>
-            </w:r>
-          </w:p>
-        </w:tc>
-        <w:tc>
-          <w:tcPr>
-            <w:tcW w:type="dxa" w:w="1560"/>
-          </w:tcPr>
-          <w:p>
-            <w:r/>
-            <w:r>
-              <w:rPr>
-                <w:sz w:val="16"/>
-              </w:rPr>
-              <w:t>4.44</w:t>
-            </w:r>
-          </w:p>
-        </w:tc>
-        <w:tc>
-          <w:tcPr>
-            <w:tcW w:type="dxa" w:w="1560"/>
-          </w:tcPr>
-          <w:p>
-            <w:r/>
-            <w:r>
-              <w:rPr>
-                <w:sz w:val="16"/>
-              </w:rPr>
-              <w:t>1.23</w:t>
+            <w:tcW w:type="dxa" w:w="1170"/>
+          </w:tcPr>
+          <w:p>
+            <w:r/>
+            <w:r>
+              <w:rPr>
+                <w:sz w:val="13"/>
+              </w:rPr>
+              <w:t>Initial pipeline: GPT-2 Medium d1 + Qwen2.5-1.5B d2</w:t>
+            </w:r>
+          </w:p>
+        </w:tc>
+        <w:tc>
+          <w:tcPr>
+            <w:tcW w:type="dxa" w:w="1170"/>
+          </w:tcPr>
+          <w:p>
+            <w:r/>
+            <w:r>
+              <w:rPr>
+                <w:sz w:val="13"/>
+              </w:rPr>
+              <w:t>64</w:t>
+            </w:r>
+          </w:p>
+        </w:tc>
+        <w:tc>
+          <w:tcPr>
+            <w:tcW w:type="dxa" w:w="1170"/>
+          </w:tcPr>
+          <w:p>
+            <w:r/>
+            <w:r>
+              <w:rPr>
+                <w:sz w:val="13"/>
+              </w:rPr>
+              <w:t>7.78</w:t>
+            </w:r>
+          </w:p>
+        </w:tc>
+        <w:tc>
+          <w:tcPr>
+            <w:tcW w:type="dxa" w:w="1170"/>
+          </w:tcPr>
+          <w:p>
+            <w:r/>
+            <w:r>
+              <w:rPr>
+                <w:sz w:val="13"/>
+              </w:rPr>
+              <w:t>8.29</w:t>
+            </w:r>
+          </w:p>
+        </w:tc>
+        <w:tc>
+          <w:tcPr>
+            <w:tcW w:type="dxa" w:w="1170"/>
+          </w:tcPr>
+          <w:p>
+            <w:r/>
+            <w:r>
+              <w:rPr>
+                <w:sz w:val="13"/>
+              </w:rPr>
+              <w:t>6.98</w:t>
+            </w:r>
+          </w:p>
+        </w:tc>
+        <w:tc>
+          <w:tcPr>
+            <w:tcW w:type="dxa" w:w="1170"/>
+          </w:tcPr>
+          <w:p>
+            <w:r/>
+            <w:r>
+              <w:rPr>
+                <w:sz w:val="13"/>
+              </w:rPr>
+              <w:t>7.63</w:t>
+            </w:r>
+          </w:p>
+        </w:tc>
+        <w:tc>
+          <w:tcPr>
+            <w:tcW w:type="dxa" w:w="1170"/>
+          </w:tcPr>
+          <w:p>
+            <w:r/>
+            <w:r>
+              <w:rPr>
+                <w:sz w:val="13"/>
+              </w:rPr>
+              <w:t>9.5</w:t>
+            </w:r>
+          </w:p>
+        </w:tc>
+        <w:tc>
+          <w:tcPr>
+            <w:tcW w:type="dxa" w:w="1170"/>
+          </w:tcPr>
+          <w:p>
+            <w:r/>
+            <w:r>
+              <w:rPr>
+                <w:sz w:val="13"/>
+              </w:rPr>
+              <w:t>8.04</w:t>
             </w:r>
           </w:p>
         </w:tc>
@@ -8414,95 +8607,113 @@
       <w:tr>
         <w:tc>
           <w:tcPr>
-            <w:tcW w:type="dxa" w:w="1560"/>
-          </w:tcPr>
-          <w:p>
-            <w:r/>
-            <w:r>
-              <w:rPr>
-                <w:sz w:val="16"/>
-              </w:rPr>
-              <w:t>FINAL SYSTEM - Two-stage: RoBERTa top-3 -&gt; Phi-4-mini picks + per-emotion prompt</w:t>
-            </w:r>
-          </w:p>
-        </w:tc>
-        <w:tc>
-          <w:tcPr>
-            <w:tcW w:type="dxa" w:w="1560"/>
-          </w:tcPr>
-          <w:p>
-            <w:r/>
-            <w:r>
-              <w:rPr>
-                <w:b/>
-                <w:color w:val="B03A00"/>
-                <w:sz w:val="16"/>
-              </w:rPr>
-              <w:t>[[PENDING - AI-judge scores not yet returned]]</w:t>
-            </w:r>
-          </w:p>
-        </w:tc>
-        <w:tc>
-          <w:tcPr>
-            <w:tcW w:type="dxa" w:w="1560"/>
-          </w:tcPr>
-          <w:p>
-            <w:r/>
-            <w:r>
-              <w:rPr>
-                <w:b/>
-                <w:color w:val="B03A00"/>
-                <w:sz w:val="16"/>
-              </w:rPr>
-              <w:t>[[PENDING - AI-judge scores not yet returned]]</w:t>
-            </w:r>
-          </w:p>
-        </w:tc>
-        <w:tc>
-          <w:tcPr>
-            <w:tcW w:type="dxa" w:w="1560"/>
-          </w:tcPr>
-          <w:p>
-            <w:r/>
-            <w:r>
-              <w:rPr>
-                <w:b/>
-                <w:color w:val="B03A00"/>
-                <w:sz w:val="16"/>
-              </w:rPr>
-              <w:t>[[PENDING - AI-judge scores not yet returned]]</w:t>
-            </w:r>
-          </w:p>
-        </w:tc>
-        <w:tc>
-          <w:tcPr>
-            <w:tcW w:type="dxa" w:w="1560"/>
-          </w:tcPr>
-          <w:p>
-            <w:r/>
-            <w:r>
-              <w:rPr>
-                <w:b/>
-                <w:color w:val="B03A00"/>
-                <w:sz w:val="16"/>
-              </w:rPr>
-              <w:t>[[PENDING - AI-judge scores not yet returned]]</w:t>
-            </w:r>
-          </w:p>
-        </w:tc>
-        <w:tc>
-          <w:tcPr>
-            <w:tcW w:type="dxa" w:w="1560"/>
-          </w:tcPr>
-          <w:p>
-            <w:r/>
-            <w:r>
-              <w:rPr>
-                <w:b/>
-                <w:color w:val="B03A00"/>
-                <w:sz w:val="16"/>
-              </w:rPr>
-              <w:t>[[PENDING - AI-judge scores not yet returned]]</w:t>
+            <w:tcW w:type="dxa" w:w="1170"/>
+          </w:tcPr>
+          <w:p>
+            <w:r/>
+            <w:r>
+              <w:rPr>
+                <w:sz w:val="13"/>
+              </w:rPr>
+              <w:t>Zero-shot Qwen2.5-1.5B (no detector, generic prompt)</w:t>
+            </w:r>
+          </w:p>
+        </w:tc>
+        <w:tc>
+          <w:tcPr>
+            <w:tcW w:type="dxa" w:w="1170"/>
+          </w:tcPr>
+          <w:p>
+            <w:r/>
+            <w:r>
+              <w:rPr>
+                <w:sz w:val="13"/>
+              </w:rPr>
+              <w:t>64</w:t>
+            </w:r>
+          </w:p>
+        </w:tc>
+        <w:tc>
+          <w:tcPr>
+            <w:tcW w:type="dxa" w:w="1170"/>
+          </w:tcPr>
+          <w:p>
+            <w:r/>
+            <w:r>
+              <w:rPr>
+                <w:sz w:val="13"/>
+              </w:rPr>
+              <w:t>6.79</w:t>
+            </w:r>
+          </w:p>
+        </w:tc>
+        <w:tc>
+          <w:tcPr>
+            <w:tcW w:type="dxa" w:w="1170"/>
+          </w:tcPr>
+          <w:p>
+            <w:r/>
+            <w:r>
+              <w:rPr>
+                <w:sz w:val="13"/>
+              </w:rPr>
+              <w:t>8.23</w:t>
+            </w:r>
+          </w:p>
+        </w:tc>
+        <w:tc>
+          <w:tcPr>
+            <w:tcW w:type="dxa" w:w="1170"/>
+          </w:tcPr>
+          <w:p>
+            <w:r/>
+            <w:r>
+              <w:rPr>
+                <w:sz w:val="13"/>
+              </w:rPr>
+              <w:t>5.98</w:t>
+            </w:r>
+          </w:p>
+        </w:tc>
+        <w:tc>
+          <w:tcPr>
+            <w:tcW w:type="dxa" w:w="1170"/>
+          </w:tcPr>
+          <w:p>
+            <w:r/>
+            <w:r>
+              <w:rPr>
+                <w:sz w:val="13"/>
+              </w:rPr>
+              <w:t>7.23</w:t>
+            </w:r>
+          </w:p>
+        </w:tc>
+        <w:tc>
+          <w:tcPr>
+            <w:tcW w:type="dxa" w:w="1170"/>
+          </w:tcPr>
+          <w:p>
+            <w:r/>
+            <w:r>
+              <w:rPr>
+                <w:sz w:val="13"/>
+              </w:rPr>
+              <w:t>9.31</w:t>
+            </w:r>
+          </w:p>
+        </w:tc>
+        <w:tc>
+          <w:tcPr>
+            <w:tcW w:type="dxa" w:w="1170"/>
+          </w:tcPr>
+          <w:p>
+            <w:r/>
+            <w:r>
+              <w:rPr>
+                <w:sz w:val="13"/>
+              </w:rPr>
+              <w:t>7.51</w:t>
             </w:r>
           </w:p>
         </w:tc>
@@ -8510,95 +8721,113 @@
       <w:tr>
         <w:tc>
           <w:tcPr>
-            <w:tcW w:type="dxa" w:w="1560"/>
-          </w:tcPr>
-          <w:p>
-            <w:r/>
-            <w:r>
-              <w:rPr>
-                <w:sz w:val="16"/>
-              </w:rPr>
-              <w:t>RoBERTa d1 + Phi-4-mini d2 (top-1 emotion)</w:t>
-            </w:r>
-          </w:p>
-        </w:tc>
-        <w:tc>
-          <w:tcPr>
-            <w:tcW w:type="dxa" w:w="1560"/>
-          </w:tcPr>
-          <w:p>
-            <w:r/>
-            <w:r>
-              <w:rPr>
-                <w:b/>
-                <w:color w:val="B03A00"/>
-                <w:sz w:val="16"/>
-              </w:rPr>
-              <w:t>[[PENDING - AI-judge scores not yet returned]]</w:t>
-            </w:r>
-          </w:p>
-        </w:tc>
-        <w:tc>
-          <w:tcPr>
-            <w:tcW w:type="dxa" w:w="1560"/>
-          </w:tcPr>
-          <w:p>
-            <w:r/>
-            <w:r>
-              <w:rPr>
-                <w:b/>
-                <w:color w:val="B03A00"/>
-                <w:sz w:val="16"/>
-              </w:rPr>
-              <w:t>[[PENDING - AI-judge scores not yet returned]]</w:t>
-            </w:r>
-          </w:p>
-        </w:tc>
-        <w:tc>
-          <w:tcPr>
-            <w:tcW w:type="dxa" w:w="1560"/>
-          </w:tcPr>
-          <w:p>
-            <w:r/>
-            <w:r>
-              <w:rPr>
-                <w:b/>
-                <w:color w:val="B03A00"/>
-                <w:sz w:val="16"/>
-              </w:rPr>
-              <w:t>[[PENDING - AI-judge scores not yet returned]]</w:t>
-            </w:r>
-          </w:p>
-        </w:tc>
-        <w:tc>
-          <w:tcPr>
-            <w:tcW w:type="dxa" w:w="1560"/>
-          </w:tcPr>
-          <w:p>
-            <w:r/>
-            <w:r>
-              <w:rPr>
-                <w:b/>
-                <w:color w:val="B03A00"/>
-                <w:sz w:val="16"/>
-              </w:rPr>
-              <w:t>[[PENDING - AI-judge scores not yet returned]]</w:t>
-            </w:r>
-          </w:p>
-        </w:tc>
-        <w:tc>
-          <w:tcPr>
-            <w:tcW w:type="dxa" w:w="1560"/>
-          </w:tcPr>
-          <w:p>
-            <w:r/>
-            <w:r>
-              <w:rPr>
-                <w:b/>
-                <w:color w:val="B03A00"/>
-                <w:sz w:val="16"/>
-              </w:rPr>
-              <w:t>[[PENDING - AI-judge scores not yet returned]]</w:t>
+            <w:tcW w:type="dxa" w:w="1170"/>
+          </w:tcPr>
+          <w:p>
+            <w:r/>
+            <w:r>
+              <w:rPr>
+                <w:sz w:val="13"/>
+              </w:rPr>
+              <w:t>Monolithic LoRA fine-tuned Qwen2.5-1.5B (no detector)</w:t>
+            </w:r>
+          </w:p>
+        </w:tc>
+        <w:tc>
+          <w:tcPr>
+            <w:tcW w:type="dxa" w:w="1170"/>
+          </w:tcPr>
+          <w:p>
+            <w:r/>
+            <w:r>
+              <w:rPr>
+                <w:sz w:val="13"/>
+              </w:rPr>
+              <w:t>64</w:t>
+            </w:r>
+          </w:p>
+        </w:tc>
+        <w:tc>
+          <w:tcPr>
+            <w:tcW w:type="dxa" w:w="1170"/>
+          </w:tcPr>
+          <w:p>
+            <w:r/>
+            <w:r>
+              <w:rPr>
+                <w:sz w:val="13"/>
+              </w:rPr>
+              <w:t>3.21</w:t>
+            </w:r>
+          </w:p>
+        </w:tc>
+        <w:tc>
+          <w:tcPr>
+            <w:tcW w:type="dxa" w:w="1170"/>
+          </w:tcPr>
+          <w:p>
+            <w:r/>
+            <w:r>
+              <w:rPr>
+                <w:sz w:val="13"/>
+              </w:rPr>
+              <w:t>5.68</w:t>
+            </w:r>
+          </w:p>
+        </w:tc>
+        <w:tc>
+          <w:tcPr>
+            <w:tcW w:type="dxa" w:w="1170"/>
+          </w:tcPr>
+          <w:p>
+            <w:r/>
+            <w:r>
+              <w:rPr>
+                <w:sz w:val="13"/>
+              </w:rPr>
+              <w:t>3.44</w:t>
+            </w:r>
+          </w:p>
+        </w:tc>
+        <w:tc>
+          <w:tcPr>
+            <w:tcW w:type="dxa" w:w="1170"/>
+          </w:tcPr>
+          <w:p>
+            <w:r/>
+            <w:r>
+              <w:rPr>
+                <w:sz w:val="13"/>
+              </w:rPr>
+              <w:t>3.92</w:t>
+            </w:r>
+          </w:p>
+        </w:tc>
+        <w:tc>
+          <w:tcPr>
+            <w:tcW w:type="dxa" w:w="1170"/>
+          </w:tcPr>
+          <w:p>
+            <w:r/>
+            <w:r>
+              <w:rPr>
+                <w:sz w:val="13"/>
+              </w:rPr>
+              <w:t>5.97</w:t>
+            </w:r>
+          </w:p>
+        </w:tc>
+        <w:tc>
+          <w:tcPr>
+            <w:tcW w:type="dxa" w:w="1170"/>
+          </w:tcPr>
+          <w:p>
+            <w:r/>
+            <w:r>
+              <w:rPr>
+                <w:sz w:val="13"/>
+              </w:rPr>
+              <w:t>4.44</w:t>
             </w:r>
           </w:p>
         </w:tc>

--- a/writing/Chapter 5 - 5.1 Performance Evaluation/FINAL_TEXT.docx
+++ b/writing/Chapter 5 - 5.1 Performance Evaluation/FINAL_TEXT.docx
@@ -550,7 +550,7 @@
               <w:rPr>
                 <w:sz w:val="13"/>
               </w:rPr>
-              <w:t>fine_tuned</w:t>
+              <w:t>fine_tuned_fixed</w:t>
             </w:r>
           </w:p>
         </w:tc>
@@ -578,7 +578,7 @@
               <w:rPr>
                 <w:sz w:val="13"/>
               </w:rPr>
-              <w:t>68.67</w:t>
+              <w:t>30</w:t>
             </w:r>
           </w:p>
         </w:tc>
@@ -592,7 +592,7 @@
               <w:rPr>
                 <w:sz w:val="13"/>
               </w:rPr>
-              <w:t>1.67</w:t>
+              <w:t>74</w:t>
             </w:r>
           </w:p>
         </w:tc>
@@ -606,7 +606,7 @@
               <w:rPr>
                 <w:sz w:val="13"/>
               </w:rPr>
-              <w:t>1.33</w:t>
+              <w:t>100</w:t>
             </w:r>
           </w:p>
         </w:tc>
@@ -620,7 +620,7 @@
               <w:rPr>
                 <w:sz w:val="13"/>
               </w:rPr>
-              <w:t>0</w:t>
+              <w:t>22.33</w:t>
             </w:r>
           </w:p>
         </w:tc>
@@ -634,7 +634,7 @@
               <w:rPr>
                 <w:sz w:val="13"/>
               </w:rPr>
-              <w:t>200.72</w:t>
+              <w:t>9.95</w:t>
             </w:r>
           </w:p>
         </w:tc>
@@ -648,7 +648,7 @@
               <w:rPr>
                 <w:sz w:val="13"/>
               </w:rPr>
-              <w:t>7.07</w:t>
+              <w:t>0.81</w:t>
             </w:r>
           </w:p>
         </w:tc>
@@ -662,7 +662,7 @@
               <w:rPr>
                 <w:sz w:val="13"/>
               </w:rPr>
-              <w:t>98</w:t>
+              <w:t>3.67</w:t>
             </w:r>
           </w:p>
         </w:tc>
@@ -676,7 +676,7 @@
               <w:rPr>
                 <w:sz w:val="13"/>
               </w:rPr>
-              <w:t>4.19</w:t>
+              <w:t>3.36</w:t>
             </w:r>
           </w:p>
         </w:tc>
@@ -690,7 +690,7 @@
               <w:rPr>
                 <w:sz w:val="13"/>
               </w:rPr>
-              <w:t>1.17</w:t>
+              <w:t>1.9</w:t>
             </w:r>
           </w:p>
         </w:tc>
@@ -704,7 +704,7 @@
               <w:rPr>
                 <w:sz w:val="13"/>
               </w:rPr>
-              <w:t>20</w:t>
+              <w:t>18.33</w:t>
             </w:r>
           </w:p>
         </w:tc>
@@ -6282,7 +6282,7 @@
         <w:t>60.0%</w:t>
       </w:r>
       <w:r>
-        <w:t xml:space="preserve"> of replies: 66.3% contain an acknowledgement, 92.7% ask exactly one question and 100% stay within the length limit, with an average length of 57.1 words. Among systems of comparable size, it is exceeded by the top-1 Phi-4-mini configuration (65.3%) and the initial pipeline (63.7%), and it is well ahead of the same-size single model (51.3%), zero-shot prompting (19.0%) and the monolithic fine-tuned model (0.0%). The larger single model, Qwen2.5-7B, has the highest rule adherence at 82.3%. The monolithic fine-tuned model shows the failure the rules were designed to prevent: it averages 7.07 questions and 200.7 words per reply, and 98.0% of its replies ask more than one question.</w:t>
+        <w:t xml:space="preserve"> of replies: 66.3% contain an acknowledgement, 92.7% ask exactly one question and 100% stay within the length limit, with an average length of 57.1 words. Among systems of comparable size, it is exceeded by the top-1 Phi-4-mini configuration (65.3%) and the initial pipeline (63.7%), and it is well ahead of the same-size single model (51.3%), the monolithic fine-tuned model (22.3%) and zero-shot prompting (19.0%). The larger single model, Qwen2.5-7B, has the highest rule adherence at 82.3%. The monolithic fine-tuned model reproduces the style of the listener replies it was trained on: its replies average 10.0 words, 74.0% ask exactly one question, but only 30.0% acknowledge the user's feeling. Real EmpatheticDialogues listener replies behave the same way, satisfying all three rules in only 4.3% of cases and acknowledging the feeling in 10.6%.</w:t>
       </w:r>
     </w:p>
     <w:p>
@@ -6352,7 +6352,7 @@
         <w:t>5.05</w:t>
       </w:r>
       <w:r>
-        <w:t>, the highest of all systems no larger than Phi-4-mini, and above the same-size single model (4.84), the initial pipeline (4.80), zero-shot prompting (4.25) and the fine-tuned model (4.19). Gemma-3-4B (5.30) and the larger single model (5.76) score higher, and Section 5.4 shows that Gemma's advantage is explained by the length of its replies. The classifier outputs coarse ordinal classes, and our replies fall between classes 1 and 7. It was also trained on empathy ratings of turns in peer discussions of news articles [14]. We therefore interpret differences between system averages rather than absolute values; Section 5.3.6 shows that it ranks the systems in nearly the same order as the AI judges.</w:t>
+        <w:t>, the highest of all systems no larger than Phi-4-mini, and above the same-size single model (4.84), the initial pipeline (4.80), zero-shot prompting (4.25) and the fine-tuned model (3.36). The fine-tuned model's low score partly reflects the length of its replies, since WASSA scores rise with reply length (Section 5.4.4). Gemma-3-4B (5.30) and the larger single model (5.76) score higher, and Section 5.4 shows that Gemma's advantage is explained by the length of its replies. The classifier outputs coarse ordinal classes, and our replies fall between classes 1 and 7. It was also trained on empathy ratings of turns in peer discussions of news articles [14]. We therefore interpret differences between system averages rather than absolute values; Section 5.3.6 shows that it ranks the systems in nearly the same order as the AI judges.</w:t>
       </w:r>
     </w:p>
     <w:p>
@@ -7835,7 +7835,7 @@
         <w:spacing w:after="120"/>
       </w:pPr>
       <w:r>
-        <w:t>Two AI judges, Nemotron 3 Ultra and gpt-oss-120b, selected as described in Section 4.1.5.1, score each reply blind from 1 to 10 for empathy, relevance and safety, and the panel score is the mean of the two judges. They are applied to a stratified sample of 64 conversations, consisting of the shortest and longest message for each of the 32 emotions. Table 5.7 reports the results for all seven judged systems. The larger single model has the highest overall score (</w:t>
+        <w:t>Two AI judges, Nemotron 3 Ultra and gpt-oss-120b, selected as described in Section 4.1.5.1, score each reply blind from 1 to 10 for empathy, relevance and safety, and the panel score is the mean of the two judges. They are applied to a stratified sample of 64 conversations, consisting of the shortest and longest message for each of the 32 emotions. Table 5.7 reports the results. The larger single model has the highest overall score (</w:t>
       </w:r>
       <w:r>
         <w:rPr>
@@ -7853,7 +7853,17 @@
         <w:t>final system (8.68)</w:t>
       </w:r>
       <w:r>
-        <w:t xml:space="preserve"> and top-1 Phi-4-mini prompting (8.65), and then by the same-size single model (8.24), the initial pipeline (8.04), zero-shot prompting (7.51) and the fine-tuned model (4.44). The final system scores 7.84 for empathy, 8.45 for relevance and 9.76 for safety. Empathy is the lowest of the three dimensions for every system, which indicates that the judges treat it as the most demanding criterion. Safety scores are high for every system (9.31 to 9.86) except the fine-tuned model (5.97). The two judges differ in severity: Nemotron 3 Ultra gives a lower average score than gpt-oss-120b to every system. Section 5.3.7 tests which of these differences are statistically significant and how closely the judges agree.</w:t>
+        <w:t xml:space="preserve"> and top-1 Phi-4-mini prompting (8.65), and then by the same-size single model (8.24), the initial pipeline (8.04) and zero-shot prompting (7.51). </w:t>
+      </w:r>
+      <w:r>
+        <w:rPr>
+          <w:b/>
+          <w:color w:val="B03A00"/>
+        </w:rPr>
+        <w:t>[[PENDING: AI-judge scores of the corrected fine-tuned baseline (gpt-oss-120b complete, Nemotron 3 Ultra in progress).]]</w:t>
+      </w:r>
+      <w:r>
+        <w:t xml:space="preserve"> The final system scores 7.84 for empathy, 8.45 for relevance and 9.76 for safety. Empathy is the lowest of the three dimensions for every system, which indicates that the judges treat it as the most demanding criterion. Safety scores are high for every judged system (9.31 to 9.86). The two judges differ in severity: Nemotron 3 Ultra gives a lower average score than gpt-oss-120b to every system. Section 5.3.7 tests which of these differences are statistically significant and how closely the judges agree.</w:t>
       </w:r>
     </w:p>
     <w:tbl>
@@ -8741,9 +8751,11 @@
             <w:r/>
             <w:r>
               <w:rPr>
+                <w:b/>
+                <w:color w:val="B03A00"/>
                 <w:sz w:val="13"/>
               </w:rPr>
-              <w:t>64</w:t>
+              <w:t>[[PENDING - AI-judge scores for the corrected fine-tuned baseline]]</w:t>
             </w:r>
           </w:p>
         </w:tc>
@@ -8755,9 +8767,11 @@
             <w:r/>
             <w:r>
               <w:rPr>
+                <w:b/>
+                <w:color w:val="B03A00"/>
                 <w:sz w:val="13"/>
               </w:rPr>
-              <w:t>3.21</w:t>
+              <w:t>[[PENDING - AI-judge scores for the corrected fine-tuned baseline]]</w:t>
             </w:r>
           </w:p>
         </w:tc>
@@ -8769,9 +8783,11 @@
             <w:r/>
             <w:r>
               <w:rPr>
+                <w:b/>
+                <w:color w:val="B03A00"/>
                 <w:sz w:val="13"/>
               </w:rPr>
-              <w:t>5.68</w:t>
+              <w:t>[[PENDING - AI-judge scores for the corrected fine-tuned baseline]]</w:t>
             </w:r>
           </w:p>
         </w:tc>
@@ -8783,9 +8799,11 @@
             <w:r/>
             <w:r>
               <w:rPr>
+                <w:b/>
+                <w:color w:val="B03A00"/>
                 <w:sz w:val="13"/>
               </w:rPr>
-              <w:t>3.44</w:t>
+              <w:t>[[PENDING - AI-judge scores for the corrected fine-tuned baseline]]</w:t>
             </w:r>
           </w:p>
         </w:tc>
@@ -8797,9 +8815,11 @@
             <w:r/>
             <w:r>
               <w:rPr>
+                <w:b/>
+                <w:color w:val="B03A00"/>
                 <w:sz w:val="13"/>
               </w:rPr>
-              <w:t>3.92</w:t>
+              <w:t>[[PENDING - AI-judge scores for the corrected fine-tuned baseline]]</w:t>
             </w:r>
           </w:p>
         </w:tc>
@@ -8811,9 +8831,11 @@
             <w:r/>
             <w:r>
               <w:rPr>
+                <w:b/>
+                <w:color w:val="B03A00"/>
                 <w:sz w:val="13"/>
               </w:rPr>
-              <w:t>5.97</w:t>
+              <w:t>[[PENDING - AI-judge scores for the corrected fine-tuned baseline]]</w:t>
             </w:r>
           </w:p>
         </w:tc>
@@ -8825,9 +8847,11 @@
             <w:r/>
             <w:r>
               <w:rPr>
+                <w:b/>
+                <w:color w:val="B03A00"/>
                 <w:sz w:val="13"/>
               </w:rPr>
-              <w:t>4.44</w:t>
+              <w:t>[[PENDING - AI-judge scores for the corrected fine-tuned baseline]]</w:t>
             </w:r>
           </w:p>
         </w:tc>

--- a/writing/Chapter 5 - 5.1 Performance Evaluation/FINAL_TEXT.docx
+++ b/writing/Chapter 5 - 5.1 Performance Evaluation/FINAL_TEXT.docx
@@ -897,6 +897,198 @@
                 <w:sz w:val="13"/>
               </w:rPr>
               <w:t>25.67</w:t>
+            </w:r>
+          </w:p>
+        </w:tc>
+        <w:tc>
+          <w:tcPr>
+            <w:tcW w:type="dxa" w:w="669"/>
+          </w:tcPr>
+          <w:p>
+            <w:r/>
+          </w:p>
+        </w:tc>
+        <w:tc>
+          <w:tcPr>
+            <w:tcW w:type="dxa" w:w="669"/>
+          </w:tcPr>
+          <w:p>
+            <w:r/>
+            <w:r>
+              <w:rPr>
+                <w:sz w:val="13"/>
+              </w:rPr>
+              <w:t>300</w:t>
+            </w:r>
+          </w:p>
+        </w:tc>
+      </w:tr>
+      <w:tr>
+        <w:tc>
+          <w:tcPr>
+            <w:tcW w:type="dxa" w:w="669"/>
+          </w:tcPr>
+          <w:p>
+            <w:r/>
+            <w:r>
+              <w:rPr>
+                <w:sz w:val="13"/>
+              </w:rPr>
+              <w:t>single_model_phi</w:t>
+            </w:r>
+          </w:p>
+        </w:tc>
+        <w:tc>
+          <w:tcPr>
+            <w:tcW w:type="dxa" w:w="669"/>
+          </w:tcPr>
+          <w:p>
+            <w:r/>
+            <w:r>
+              <w:rPr>
+                <w:sz w:val="13"/>
+              </w:rPr>
+              <w:t>Single model, same generator: Phi-4-mini (4-bit) detects + responds</w:t>
+            </w:r>
+          </w:p>
+        </w:tc>
+        <w:tc>
+          <w:tcPr>
+            <w:tcW w:type="dxa" w:w="669"/>
+          </w:tcPr>
+          <w:p>
+            <w:r/>
+            <w:r>
+              <w:rPr>
+                <w:sz w:val="13"/>
+              </w:rPr>
+              <w:t>77.33</w:t>
+            </w:r>
+          </w:p>
+        </w:tc>
+        <w:tc>
+          <w:tcPr>
+            <w:tcW w:type="dxa" w:w="669"/>
+          </w:tcPr>
+          <w:p>
+            <w:r/>
+            <w:r>
+              <w:rPr>
+                <w:sz w:val="13"/>
+              </w:rPr>
+              <w:t>96</w:t>
+            </w:r>
+          </w:p>
+        </w:tc>
+        <w:tc>
+          <w:tcPr>
+            <w:tcW w:type="dxa" w:w="669"/>
+          </w:tcPr>
+          <w:p>
+            <w:r/>
+            <w:r>
+              <w:rPr>
+                <w:sz w:val="13"/>
+              </w:rPr>
+              <w:t>99.33</w:t>
+            </w:r>
+          </w:p>
+        </w:tc>
+        <w:tc>
+          <w:tcPr>
+            <w:tcW w:type="dxa" w:w="669"/>
+          </w:tcPr>
+          <w:p>
+            <w:r/>
+            <w:r>
+              <w:rPr>
+                <w:sz w:val="13"/>
+              </w:rPr>
+              <w:t>73.67</w:t>
+            </w:r>
+          </w:p>
+        </w:tc>
+        <w:tc>
+          <w:tcPr>
+            <w:tcW w:type="dxa" w:w="669"/>
+          </w:tcPr>
+          <w:p>
+            <w:r/>
+            <w:r>
+              <w:rPr>
+                <w:sz w:val="13"/>
+              </w:rPr>
+              <w:t>73.48</w:t>
+            </w:r>
+          </w:p>
+        </w:tc>
+        <w:tc>
+          <w:tcPr>
+            <w:tcW w:type="dxa" w:w="669"/>
+          </w:tcPr>
+          <w:p>
+            <w:r/>
+            <w:r>
+              <w:rPr>
+                <w:sz w:val="13"/>
+              </w:rPr>
+              <w:t>1.04</w:t>
+            </w:r>
+          </w:p>
+        </w:tc>
+        <w:tc>
+          <w:tcPr>
+            <w:tcW w:type="dxa" w:w="669"/>
+          </w:tcPr>
+          <w:p>
+            <w:r/>
+            <w:r>
+              <w:rPr>
+                <w:sz w:val="13"/>
+              </w:rPr>
+              <w:t>4</w:t>
+            </w:r>
+          </w:p>
+        </w:tc>
+        <w:tc>
+          <w:tcPr>
+            <w:tcW w:type="dxa" w:w="669"/>
+          </w:tcPr>
+          <w:p>
+            <w:r/>
+            <w:r>
+              <w:rPr>
+                <w:sz w:val="13"/>
+              </w:rPr>
+              <w:t>4.75</w:t>
+            </w:r>
+          </w:p>
+        </w:tc>
+        <w:tc>
+          <w:tcPr>
+            <w:tcW w:type="dxa" w:w="669"/>
+          </w:tcPr>
+          <w:p>
+            <w:r/>
+            <w:r>
+              <w:rPr>
+                <w:sz w:val="13"/>
+              </w:rPr>
+              <w:t>1.13</w:t>
+            </w:r>
+          </w:p>
+        </w:tc>
+        <w:tc>
+          <w:tcPr>
+            <w:tcW w:type="dxa" w:w="669"/>
+          </w:tcPr>
+          <w:p>
+            <w:r/>
+            <w:r>
+              <w:rPr>
+                <w:sz w:val="13"/>
+              </w:rPr>
+              <w:t>27</w:t>
             </w:r>
           </w:p>
         </w:tc>

--- a/writing/Chapter 5 - 5.1 Performance Evaluation/FINAL_TEXT.docx
+++ b/writing/Chapter 5 - 5.1 Performance Evaluation/FINAL_TEXT.docx
@@ -8027,7 +8027,7 @@
         <w:spacing w:after="120"/>
       </w:pPr>
       <w:r>
-        <w:t>Two AI judges, Nemotron 3 Ultra and gpt-oss-120b, selected as described in Section 4.1.5.1, score each reply blind from 1 to 10 for empathy, relevance and safety, and the panel score is the mean of the two judges. They are applied to a stratified sample of 64 conversations, consisting of the shortest and longest message for each of the 32 emotions. Table 5.7 reports the results. The larger single model has the highest overall score (</w:t>
+        <w:t>Two AI judges, Nemotron 3 Ultra and gpt-oss-120b, selected as described in Section 4.1.5.1, score each reply blind from 1 to 10 for empathy, relevance and safety, and the panel score is the mean of the two judges. They are applied to a stratified sample of 64 conversations, consisting of the shortest and longest message for each of the 32 emotions. Table 5.7 reports the results for all eight judged systems. The larger single model has the highest overall score (</w:t>
       </w:r>
       <w:r>
         <w:rPr>
@@ -8036,7 +8036,7 @@
         <w:t>8.90</w:t>
       </w:r>
       <w:r>
-        <w:t xml:space="preserve">), followed closely by the </w:t>
+        <w:t xml:space="preserve">), followed by the single model built on our own generator (8.78), the </w:t>
       </w:r>
       <w:r>
         <w:rPr>
@@ -8045,17 +8045,7 @@
         <w:t>final system (8.68)</w:t>
       </w:r>
       <w:r>
-        <w:t xml:space="preserve"> and top-1 Phi-4-mini prompting (8.65), and then by the same-size single model (8.24), the initial pipeline (8.04) and zero-shot prompting (7.51). </w:t>
-      </w:r>
-      <w:r>
-        <w:rPr>
-          <w:b/>
-          <w:color w:val="B03A00"/>
-        </w:rPr>
-        <w:t>[[PENDING: AI-judge scores of the corrected fine-tuned baseline (gpt-oss-120b complete, Nemotron 3 Ultra in progress).]]</w:t>
-      </w:r>
-      <w:r>
-        <w:t xml:space="preserve"> The final system scores 7.84 for empathy, 8.45 for relevance and 9.76 for safety. Empathy is the lowest of the three dimensions for every system, which indicates that the judges treat it as the most demanding criterion. Safety scores are high for every judged system (9.31 to 9.86). The two judges differ in severity: Nemotron 3 Ultra gives a lower average score than gpt-oss-120b to every system. Section 5.3.7 tests which of these differences are statistically significant and how closely the judges agree.</w:t>
+        <w:t xml:space="preserve"> and top-1 Phi-4-mini prompting (8.65); then come the same-size single model (8.24), the initial pipeline (8.04), zero-shot prompting (7.51) and the fine-tuned model (5.96). The four leading systems lie within 0.22 points of one another, and Section 5.3.7 shows that the differences among them are not significant. The final system scores 7.84 for empathy, 8.45 for relevance and 9.76 for safety. Empathy is the lowest of the three dimensions for every system, which indicates that the judges treat it as the most demanding criterion. Safety scores are high for every judged system (9.31 to 9.86) except the fine-tuned model (8.67). The two judges differ in severity: Nemotron 3 Ultra gives a lower average score than gpt-oss-120b to every system. Section 5.3.7 tests which of these differences are statistically significant and how closely the judges agree.</w:t>
       </w:r>
     </w:p>
     <w:tbl>
@@ -8361,7 +8351,7 @@
               <w:rPr>
                 <w:sz w:val="13"/>
               </w:rPr>
-              <w:t>FINAL SYSTEM - Two-stage: RoBERTa top-3 -&gt; Phi-4-mini picks + per-emotion prompt</w:t>
+              <w:t>Single model, same generator: Phi-4-mini (4-bit) detects + responds</w:t>
             </w:r>
           </w:p>
         </w:tc>
@@ -8389,7 +8379,7 @@
               <w:rPr>
                 <w:sz w:val="13"/>
               </w:rPr>
-              <w:t>8.58</w:t>
+              <w:t>8.67</w:t>
             </w:r>
           </w:p>
         </w:tc>
@@ -8403,7 +8393,7 @@
               <w:rPr>
                 <w:sz w:val="13"/>
               </w:rPr>
-              <w:t>8.79</w:t>
+              <w:t>8.9</w:t>
             </w:r>
           </w:p>
         </w:tc>
@@ -8417,7 +8407,7 @@
               <w:rPr>
                 <w:sz w:val="13"/>
               </w:rPr>
-              <w:t>7.84</w:t>
+              <w:t>8.04</w:t>
             </w:r>
           </w:p>
         </w:tc>
@@ -8431,7 +8421,7 @@
               <w:rPr>
                 <w:sz w:val="13"/>
               </w:rPr>
-              <w:t>8.45</w:t>
+              <w:t>8.48</w:t>
             </w:r>
           </w:p>
         </w:tc>
@@ -8445,7 +8435,7 @@
               <w:rPr>
                 <w:sz w:val="13"/>
               </w:rPr>
-              <w:t>9.76</w:t>
+              <w:t>9.83</w:t>
             </w:r>
           </w:p>
         </w:tc>
@@ -8459,7 +8449,7 @@
               <w:rPr>
                 <w:sz w:val="13"/>
               </w:rPr>
-              <w:t>8.68</w:t>
+              <w:t>8.78</w:t>
             </w:r>
           </w:p>
         </w:tc>
@@ -8475,7 +8465,7 @@
               <w:rPr>
                 <w:sz w:val="13"/>
               </w:rPr>
-              <w:t>RoBERTa d1 + Phi-4-mini d2 (top-1 emotion)</w:t>
+              <w:t>FINAL SYSTEM - Two-stage: RoBERTa top-3 -&gt; Phi-4-mini picks + per-emotion prompt</w:t>
             </w:r>
           </w:p>
         </w:tc>
@@ -8503,7 +8493,7 @@
               <w:rPr>
                 <w:sz w:val="13"/>
               </w:rPr>
-              <w:t>8.42</w:t>
+              <w:t>8.58</w:t>
             </w:r>
           </w:p>
         </w:tc>
@@ -8517,7 +8507,7 @@
               <w:rPr>
                 <w:sz w:val="13"/>
               </w:rPr>
-              <w:t>8.88</w:t>
+              <w:t>8.79</w:t>
             </w:r>
           </w:p>
         </w:tc>
@@ -8545,7 +8535,7 @@
               <w:rPr>
                 <w:sz w:val="13"/>
               </w:rPr>
-              <w:t>8.29</w:t>
+              <w:t>8.45</w:t>
             </w:r>
           </w:p>
         </w:tc>
@@ -8559,7 +8549,7 @@
               <w:rPr>
                 <w:sz w:val="13"/>
               </w:rPr>
-              <w:t>9.81</w:t>
+              <w:t>9.76</w:t>
             </w:r>
           </w:p>
         </w:tc>
@@ -8573,7 +8563,7 @@
               <w:rPr>
                 <w:sz w:val="13"/>
               </w:rPr>
-              <w:t>8.65</w:t>
+              <w:t>8.68</w:t>
             </w:r>
           </w:p>
         </w:tc>
@@ -8589,7 +8579,7 @@
               <w:rPr>
                 <w:sz w:val="13"/>
               </w:rPr>
-              <w:t>Single model, same size: Qwen2.5-1.5B detects + responds</w:t>
+              <w:t>RoBERTa d1 + Phi-4-mini d2 (top-1 emotion)</w:t>
             </w:r>
           </w:p>
         </w:tc>
@@ -8617,7 +8607,7 @@
               <w:rPr>
                 <w:sz w:val="13"/>
               </w:rPr>
-              <w:t>8.02</w:t>
+              <w:t>8.42</w:t>
             </w:r>
           </w:p>
         </w:tc>
@@ -8631,7 +8621,7 @@
               <w:rPr>
                 <w:sz w:val="13"/>
               </w:rPr>
-              <w:t>8.46</w:t>
+              <w:t>8.88</w:t>
             </w:r>
           </w:p>
         </w:tc>
@@ -8645,7 +8635,7 @@
               <w:rPr>
                 <w:sz w:val="13"/>
               </w:rPr>
-              <w:t>7.15</w:t>
+              <w:t>7.84</w:t>
             </w:r>
           </w:p>
         </w:tc>
@@ -8659,7 +8649,7 @@
               <w:rPr>
                 <w:sz w:val="13"/>
               </w:rPr>
-              <w:t>8.02</w:t>
+              <w:t>8.29</w:t>
             </w:r>
           </w:p>
         </w:tc>
@@ -8673,7 +8663,7 @@
               <w:rPr>
                 <w:sz w:val="13"/>
               </w:rPr>
-              <w:t>9.56</w:t>
+              <w:t>9.81</w:t>
             </w:r>
           </w:p>
         </w:tc>
@@ -8687,7 +8677,7 @@
               <w:rPr>
                 <w:sz w:val="13"/>
               </w:rPr>
-              <w:t>8.24</w:t>
+              <w:t>8.65</w:t>
             </w:r>
           </w:p>
         </w:tc>
@@ -8703,7 +8693,7 @@
               <w:rPr>
                 <w:sz w:val="13"/>
               </w:rPr>
-              <w:t>Initial pipeline: GPT-2 Medium d1 + Qwen2.5-1.5B d2</w:t>
+              <w:t>Single model, same size: Qwen2.5-1.5B detects + responds</w:t>
             </w:r>
           </w:p>
         </w:tc>
@@ -8731,7 +8721,7 @@
               <w:rPr>
                 <w:sz w:val="13"/>
               </w:rPr>
-              <w:t>7.78</w:t>
+              <w:t>8.02</w:t>
             </w:r>
           </w:p>
         </w:tc>
@@ -8745,7 +8735,7 @@
               <w:rPr>
                 <w:sz w:val="13"/>
               </w:rPr>
-              <w:t>8.29</w:t>
+              <w:t>8.46</w:t>
             </w:r>
           </w:p>
         </w:tc>
@@ -8759,7 +8749,7 @@
               <w:rPr>
                 <w:sz w:val="13"/>
               </w:rPr>
-              <w:t>6.98</w:t>
+              <w:t>7.15</w:t>
             </w:r>
           </w:p>
         </w:tc>
@@ -8773,7 +8763,7 @@
               <w:rPr>
                 <w:sz w:val="13"/>
               </w:rPr>
-              <w:t>7.63</w:t>
+              <w:t>8.02</w:t>
             </w:r>
           </w:p>
         </w:tc>
@@ -8787,7 +8777,7 @@
               <w:rPr>
                 <w:sz w:val="13"/>
               </w:rPr>
-              <w:t>9.5</w:t>
+              <w:t>9.56</w:t>
             </w:r>
           </w:p>
         </w:tc>
@@ -8801,7 +8791,7 @@
               <w:rPr>
                 <w:sz w:val="13"/>
               </w:rPr>
-              <w:t>8.04</w:t>
+              <w:t>8.24</w:t>
             </w:r>
           </w:p>
         </w:tc>
@@ -8817,7 +8807,7 @@
               <w:rPr>
                 <w:sz w:val="13"/>
               </w:rPr>
-              <w:t>Zero-shot Qwen2.5-1.5B (no detector, generic prompt)</w:t>
+              <w:t>Initial pipeline: GPT-2 Medium d1 + Qwen2.5-1.5B d2</w:t>
             </w:r>
           </w:p>
         </w:tc>
@@ -8845,7 +8835,7 @@
               <w:rPr>
                 <w:sz w:val="13"/>
               </w:rPr>
-              <w:t>6.79</w:t>
+              <w:t>7.78</w:t>
             </w:r>
           </w:p>
         </w:tc>
@@ -8859,7 +8849,7 @@
               <w:rPr>
                 <w:sz w:val="13"/>
               </w:rPr>
-              <w:t>8.23</w:t>
+              <w:t>8.29</w:t>
             </w:r>
           </w:p>
         </w:tc>
@@ -8873,7 +8863,7 @@
               <w:rPr>
                 <w:sz w:val="13"/>
               </w:rPr>
-              <w:t>5.98</w:t>
+              <w:t>6.98</w:t>
             </w:r>
           </w:p>
         </w:tc>
@@ -8887,7 +8877,7 @@
               <w:rPr>
                 <w:sz w:val="13"/>
               </w:rPr>
-              <w:t>7.23</w:t>
+              <w:t>7.63</w:t>
             </w:r>
           </w:p>
         </w:tc>
@@ -8901,7 +8891,7 @@
               <w:rPr>
                 <w:sz w:val="13"/>
               </w:rPr>
-              <w:t>9.31</w:t>
+              <w:t>9.5</w:t>
             </w:r>
           </w:p>
         </w:tc>
@@ -8915,7 +8905,7 @@
               <w:rPr>
                 <w:sz w:val="13"/>
               </w:rPr>
-              <w:t>7.51</w:t>
+              <w:t>8.04</w:t>
             </w:r>
           </w:p>
         </w:tc>
@@ -8931,6 +8921,120 @@
               <w:rPr>
                 <w:sz w:val="13"/>
               </w:rPr>
+              <w:t>Zero-shot Qwen2.5-1.5B (no detector, generic prompt)</w:t>
+            </w:r>
+          </w:p>
+        </w:tc>
+        <w:tc>
+          <w:tcPr>
+            <w:tcW w:type="dxa" w:w="1170"/>
+          </w:tcPr>
+          <w:p>
+            <w:r/>
+            <w:r>
+              <w:rPr>
+                <w:sz w:val="13"/>
+              </w:rPr>
+              <w:t>64</w:t>
+            </w:r>
+          </w:p>
+        </w:tc>
+        <w:tc>
+          <w:tcPr>
+            <w:tcW w:type="dxa" w:w="1170"/>
+          </w:tcPr>
+          <w:p>
+            <w:r/>
+            <w:r>
+              <w:rPr>
+                <w:sz w:val="13"/>
+              </w:rPr>
+              <w:t>6.79</w:t>
+            </w:r>
+          </w:p>
+        </w:tc>
+        <w:tc>
+          <w:tcPr>
+            <w:tcW w:type="dxa" w:w="1170"/>
+          </w:tcPr>
+          <w:p>
+            <w:r/>
+            <w:r>
+              <w:rPr>
+                <w:sz w:val="13"/>
+              </w:rPr>
+              <w:t>8.23</w:t>
+            </w:r>
+          </w:p>
+        </w:tc>
+        <w:tc>
+          <w:tcPr>
+            <w:tcW w:type="dxa" w:w="1170"/>
+          </w:tcPr>
+          <w:p>
+            <w:r/>
+            <w:r>
+              <w:rPr>
+                <w:sz w:val="13"/>
+              </w:rPr>
+              <w:t>5.98</w:t>
+            </w:r>
+          </w:p>
+        </w:tc>
+        <w:tc>
+          <w:tcPr>
+            <w:tcW w:type="dxa" w:w="1170"/>
+          </w:tcPr>
+          <w:p>
+            <w:r/>
+            <w:r>
+              <w:rPr>
+                <w:sz w:val="13"/>
+              </w:rPr>
+              <w:t>7.23</w:t>
+            </w:r>
+          </w:p>
+        </w:tc>
+        <w:tc>
+          <w:tcPr>
+            <w:tcW w:type="dxa" w:w="1170"/>
+          </w:tcPr>
+          <w:p>
+            <w:r/>
+            <w:r>
+              <w:rPr>
+                <w:sz w:val="13"/>
+              </w:rPr>
+              <w:t>9.31</w:t>
+            </w:r>
+          </w:p>
+        </w:tc>
+        <w:tc>
+          <w:tcPr>
+            <w:tcW w:type="dxa" w:w="1170"/>
+          </w:tcPr>
+          <w:p>
+            <w:r/>
+            <w:r>
+              <w:rPr>
+                <w:sz w:val="13"/>
+              </w:rPr>
+              <w:t>7.51</w:t>
+            </w:r>
+          </w:p>
+        </w:tc>
+      </w:tr>
+      <w:tr>
+        <w:tc>
+          <w:tcPr>
+            <w:tcW w:type="dxa" w:w="1170"/>
+          </w:tcPr>
+          <w:p>
+            <w:r/>
+            <w:r>
+              <w:rPr>
+                <w:sz w:val="13"/>
+              </w:rPr>
               <w:t>Monolithic LoRA fine-tuned Qwen2.5-1.5B (no detector)</w:t>
             </w:r>
           </w:p>
@@ -8943,11 +9047,9 @@
             <w:r/>
             <w:r>
               <w:rPr>
-                <w:b/>
-                <w:color w:val="B03A00"/>
                 <w:sz w:val="13"/>
               </w:rPr>
-              <w:t>[[PENDING - AI-judge scores for the corrected fine-tuned baseline]]</w:t>
+              <w:t>64</w:t>
             </w:r>
           </w:p>
         </w:tc>
@@ -8959,11 +9061,9 @@
             <w:r/>
             <w:r>
               <w:rPr>
-                <w:b/>
-                <w:color w:val="B03A00"/>
                 <w:sz w:val="13"/>
               </w:rPr>
-              <w:t>[[PENDING - AI-judge scores for the corrected fine-tuned baseline]]</w:t>
+              <w:t>5.69</w:t>
             </w:r>
           </w:p>
         </w:tc>
@@ -8975,11 +9075,9 @@
             <w:r/>
             <w:r>
               <w:rPr>
-                <w:b/>
-                <w:color w:val="B03A00"/>
                 <w:sz w:val="13"/>
               </w:rPr>
-              <w:t>[[PENDING - AI-judge scores for the corrected fine-tuned baseline]]</w:t>
+              <w:t>6.23</w:t>
             </w:r>
           </w:p>
         </w:tc>
@@ -8991,11 +9089,9 @@
             <w:r/>
             <w:r>
               <w:rPr>
-                <w:b/>
-                <w:color w:val="B03A00"/>
                 <w:sz w:val="13"/>
               </w:rPr>
-              <w:t>[[PENDING - AI-judge scores for the corrected fine-tuned baseline]]</w:t>
+              <w:t>3.88</w:t>
             </w:r>
           </w:p>
         </w:tc>
@@ -9007,11 +9103,9 @@
             <w:r/>
             <w:r>
               <w:rPr>
-                <w:b/>
-                <w:color w:val="B03A00"/>
                 <w:sz w:val="13"/>
               </w:rPr>
-              <w:t>[[PENDING - AI-judge scores for the corrected fine-tuned baseline]]</w:t>
+              <w:t>5.33</w:t>
             </w:r>
           </w:p>
         </w:tc>
@@ -9023,11 +9117,9 @@
             <w:r/>
             <w:r>
               <w:rPr>
-                <w:b/>
-                <w:color w:val="B03A00"/>
                 <w:sz w:val="13"/>
               </w:rPr>
-              <w:t>[[PENDING - AI-judge scores for the corrected fine-tuned baseline]]</w:t>
+              <w:t>8.67</w:t>
             </w:r>
           </w:p>
         </w:tc>
@@ -9039,11 +9131,9 @@
             <w:r/>
             <w:r>
               <w:rPr>
-                <w:b/>
-                <w:color w:val="B03A00"/>
                 <w:sz w:val="13"/>
               </w:rPr>
-              <w:t>[[PENDING - AI-judge scores for the corrected fine-tuned baseline]]</w:t>
+              <w:t>5.96</w:t>
             </w:r>
           </w:p>
         </w:tc>

--- a/writing/Chapter 5 - 5.1 Performance Evaluation/FINAL_TEXT.docx
+++ b/writing/Chapter 5 - 5.1 Performance Evaluation/FINAL_TEXT.docx
@@ -7330,7 +7330,7 @@
               <w:rPr>
                 <w:sz w:val="13"/>
               </w:rPr>
-              <w:t>rag_pipeline</w:t>
+              <w:t>fine_tuned_fixed</w:t>
             </w:r>
           </w:p>
         </w:tc>
@@ -7358,7 +7358,7 @@
               <w:rPr>
                 <w:sz w:val="13"/>
               </w:rPr>
-              <w:t>12.6</w:t>
+              <w:t>17.35</w:t>
             </w:r>
           </w:p>
         </w:tc>
@@ -7372,7 +7372,7 @@
               <w:rPr>
                 <w:sz w:val="13"/>
               </w:rPr>
-              <w:t>53.62</w:t>
+              <w:t>56.09</w:t>
             </w:r>
           </w:p>
         </w:tc>
@@ -7386,7 +7386,7 @@
               <w:rPr>
                 <w:sz w:val="13"/>
               </w:rPr>
-              <w:t>76.91</w:t>
+              <w:t>78.16</w:t>
             </w:r>
           </w:p>
         </w:tc>
@@ -7400,7 +7400,7 @@
               <w:rPr>
                 <w:sz w:val="13"/>
               </w:rPr>
-              <w:t>26.7</w:t>
+              <w:t>9.7</w:t>
             </w:r>
           </w:p>
         </w:tc>
@@ -7414,7 +7414,7 @@
               <w:rPr>
                 <w:sz w:val="13"/>
               </w:rPr>
-              <w:t>is there anything specific about</w:t>
+              <w:t>how long have you been</w:t>
             </w:r>
           </w:p>
         </w:tc>
@@ -7428,7 +7428,7 @@
               <w:rPr>
                 <w:sz w:val="13"/>
               </w:rPr>
-              <w:t>25</w:t>
+              <w:t>4</w:t>
             </w:r>
           </w:p>
         </w:tc>
@@ -7444,7 +7444,7 @@
               <w:rPr>
                 <w:sz w:val="13"/>
               </w:rPr>
-              <w:t>single_model_same_size</w:t>
+              <w:t>rag_pipeline</w:t>
             </w:r>
           </w:p>
         </w:tc>
@@ -7472,7 +7472,7 @@
               <w:rPr>
                 <w:sz w:val="13"/>
               </w:rPr>
-              <w:t>11.35</w:t>
+              <w:t>12.6</w:t>
             </w:r>
           </w:p>
         </w:tc>
@@ -7486,7 +7486,7 @@
               <w:rPr>
                 <w:sz w:val="13"/>
               </w:rPr>
-              <w:t>50.5</w:t>
+              <w:t>53.62</w:t>
             </w:r>
           </w:p>
         </w:tc>
@@ -7500,7 +7500,7 @@
               <w:rPr>
                 <w:sz w:val="13"/>
               </w:rPr>
-              <w:t>73.68</w:t>
+              <w:t>76.91</w:t>
             </w:r>
           </w:p>
         </w:tc>
@@ -7514,7 +7514,7 @@
               <w:rPr>
                 <w:sz w:val="13"/>
               </w:rPr>
-              <w:t>35</w:t>
+              <w:t>26.7</w:t>
             </w:r>
           </w:p>
         </w:tc>
@@ -7542,7 +7542,7 @@
               <w:rPr>
                 <w:sz w:val="13"/>
               </w:rPr>
-              <w:t>23</w:t>
+              <w:t>25</w:t>
             </w:r>
           </w:p>
         </w:tc>
@@ -7558,7 +7558,7 @@
               <w:rPr>
                 <w:sz w:val="13"/>
               </w:rPr>
-              <w:t>prompt_engineered_pipeline</w:t>
+              <w:t>single_model_same_size</w:t>
             </w:r>
           </w:p>
         </w:tc>
@@ -7586,7 +7586,7 @@
               <w:rPr>
                 <w:sz w:val="13"/>
               </w:rPr>
-              <w:t>11.91</w:t>
+              <w:t>11.35</w:t>
             </w:r>
           </w:p>
         </w:tc>
@@ -7600,7 +7600,7 @@
               <w:rPr>
                 <w:sz w:val="13"/>
               </w:rPr>
-              <w:t>49.49</w:t>
+              <w:t>50.5</w:t>
             </w:r>
           </w:p>
         </w:tc>
@@ -7614,7 +7614,7 @@
               <w:rPr>
                 <w:sz w:val="13"/>
               </w:rPr>
-              <w:t>72.43</w:t>
+              <w:t>73.68</w:t>
             </w:r>
           </w:p>
         </w:tc>
@@ -7628,7 +7628,7 @@
               <w:rPr>
                 <w:sz w:val="13"/>
               </w:rPr>
-              <w:t>23.7</w:t>
+              <w:t>35</w:t>
             </w:r>
           </w:p>
         </w:tc>
@@ -7642,7 +7642,7 @@
               <w:rPr>
                 <w:sz w:val="13"/>
               </w:rPr>
-              <w:t>what would you like to</w:t>
+              <w:t>is there anything specific about</w:t>
             </w:r>
           </w:p>
         </w:tc>
@@ -7656,7 +7656,7 @@
               <w:rPr>
                 <w:sz w:val="13"/>
               </w:rPr>
-              <w:t>21</w:t>
+              <w:t>23</w:t>
             </w:r>
           </w:p>
         </w:tc>
@@ -7672,7 +7672,7 @@
               <w:rPr>
                 <w:sz w:val="13"/>
               </w:rPr>
-              <w:t>two_stage_phi</w:t>
+              <w:t>prompt_engineered_pipeline</w:t>
             </w:r>
           </w:p>
         </w:tc>
@@ -7700,7 +7700,7 @@
               <w:rPr>
                 <w:sz w:val="13"/>
               </w:rPr>
-              <w:t>11.5</w:t>
+              <w:t>11.91</w:t>
             </w:r>
           </w:p>
         </w:tc>
@@ -7714,7 +7714,7 @@
               <w:rPr>
                 <w:sz w:val="13"/>
               </w:rPr>
-              <w:t>47.84</w:t>
+              <w:t>49.49</w:t>
             </w:r>
           </w:p>
         </w:tc>
@@ -7728,7 +7728,7 @@
               <w:rPr>
                 <w:sz w:val="13"/>
               </w:rPr>
-              <w:t>71.54</w:t>
+              <w:t>72.43</w:t>
             </w:r>
           </w:p>
         </w:tc>
@@ -7742,7 +7742,7 @@
               <w:rPr>
                 <w:sz w:val="13"/>
               </w:rPr>
-              <w:t>58.7</w:t>
+              <w:t>23.7</w:t>
             </w:r>
           </w:p>
         </w:tc>
@@ -7756,7 +7756,7 @@
               <w:rPr>
                 <w:sz w:val="13"/>
               </w:rPr>
-              <w:t>how are you feeling right</w:t>
+              <w:t>what would you like to</w:t>
             </w:r>
           </w:p>
         </w:tc>
@@ -7770,7 +7770,7 @@
               <w:rPr>
                 <w:sz w:val="13"/>
               </w:rPr>
-              <w:t>49</w:t>
+              <w:t>21</w:t>
             </w:r>
           </w:p>
         </w:tc>
@@ -7786,6 +7786,120 @@
               <w:rPr>
                 <w:sz w:val="13"/>
               </w:rPr>
+              <w:t>two_stage_phi</w:t>
+            </w:r>
+          </w:p>
+        </w:tc>
+        <w:tc>
+          <w:tcPr>
+            <w:tcW w:type="dxa" w:w="1170"/>
+          </w:tcPr>
+          <w:p>
+            <w:r/>
+            <w:r>
+              <w:rPr>
+                <w:sz w:val="13"/>
+              </w:rPr>
+              <w:t>300</w:t>
+            </w:r>
+          </w:p>
+        </w:tc>
+        <w:tc>
+          <w:tcPr>
+            <w:tcW w:type="dxa" w:w="1170"/>
+          </w:tcPr>
+          <w:p>
+            <w:r/>
+            <w:r>
+              <w:rPr>
+                <w:sz w:val="13"/>
+              </w:rPr>
+              <w:t>11.5</w:t>
+            </w:r>
+          </w:p>
+        </w:tc>
+        <w:tc>
+          <w:tcPr>
+            <w:tcW w:type="dxa" w:w="1170"/>
+          </w:tcPr>
+          <w:p>
+            <w:r/>
+            <w:r>
+              <w:rPr>
+                <w:sz w:val="13"/>
+              </w:rPr>
+              <w:t>47.84</w:t>
+            </w:r>
+          </w:p>
+        </w:tc>
+        <w:tc>
+          <w:tcPr>
+            <w:tcW w:type="dxa" w:w="1170"/>
+          </w:tcPr>
+          <w:p>
+            <w:r/>
+            <w:r>
+              <w:rPr>
+                <w:sz w:val="13"/>
+              </w:rPr>
+              <w:t>71.54</w:t>
+            </w:r>
+          </w:p>
+        </w:tc>
+        <w:tc>
+          <w:tcPr>
+            <w:tcW w:type="dxa" w:w="1170"/>
+          </w:tcPr>
+          <w:p>
+            <w:r/>
+            <w:r>
+              <w:rPr>
+                <w:sz w:val="13"/>
+              </w:rPr>
+              <w:t>58.7</w:t>
+            </w:r>
+          </w:p>
+        </w:tc>
+        <w:tc>
+          <w:tcPr>
+            <w:tcW w:type="dxa" w:w="1170"/>
+          </w:tcPr>
+          <w:p>
+            <w:r/>
+            <w:r>
+              <w:rPr>
+                <w:sz w:val="13"/>
+              </w:rPr>
+              <w:t>how are you feeling right</w:t>
+            </w:r>
+          </w:p>
+        </w:tc>
+        <w:tc>
+          <w:tcPr>
+            <w:tcW w:type="dxa" w:w="1170"/>
+          </w:tcPr>
+          <w:p>
+            <w:r/>
+            <w:r>
+              <w:rPr>
+                <w:sz w:val="13"/>
+              </w:rPr>
+              <w:t>49</w:t>
+            </w:r>
+          </w:p>
+        </w:tc>
+      </w:tr>
+      <w:tr>
+        <w:tc>
+          <w:tcPr>
+            <w:tcW w:type="dxa" w:w="1170"/>
+          </w:tcPr>
+          <w:p>
+            <w:r/>
+            <w:r>
+              <w:rPr>
+                <w:sz w:val="13"/>
+              </w:rPr>
               <w:t>single_model_bigger</w:t>
             </w:r>
           </w:p>
@@ -7885,6 +7999,120 @@
                 <w:sz w:val="13"/>
               </w:rPr>
               <w:t>67</w:t>
+            </w:r>
+          </w:p>
+        </w:tc>
+      </w:tr>
+      <w:tr>
+        <w:tc>
+          <w:tcPr>
+            <w:tcW w:type="dxa" w:w="1170"/>
+          </w:tcPr>
+          <w:p>
+            <w:r/>
+            <w:r>
+              <w:rPr>
+                <w:sz w:val="13"/>
+              </w:rPr>
+              <w:t>single_model_phi</w:t>
+            </w:r>
+          </w:p>
+        </w:tc>
+        <w:tc>
+          <w:tcPr>
+            <w:tcW w:type="dxa" w:w="1170"/>
+          </w:tcPr>
+          <w:p>
+            <w:r/>
+            <w:r>
+              <w:rPr>
+                <w:sz w:val="13"/>
+              </w:rPr>
+              <w:t>300</w:t>
+            </w:r>
+          </w:p>
+        </w:tc>
+        <w:tc>
+          <w:tcPr>
+            <w:tcW w:type="dxa" w:w="1170"/>
+          </w:tcPr>
+          <w:p>
+            <w:r/>
+            <w:r>
+              <w:rPr>
+                <w:sz w:val="13"/>
+              </w:rPr>
+              <w:t>8.62</w:t>
+            </w:r>
+          </w:p>
+        </w:tc>
+        <w:tc>
+          <w:tcPr>
+            <w:tcW w:type="dxa" w:w="1170"/>
+          </w:tcPr>
+          <w:p>
+            <w:r/>
+            <w:r>
+              <w:rPr>
+                <w:sz w:val="13"/>
+              </w:rPr>
+              <w:t>39.12</w:t>
+            </w:r>
+          </w:p>
+        </w:tc>
+        <w:tc>
+          <w:tcPr>
+            <w:tcW w:type="dxa" w:w="1170"/>
+          </w:tcPr>
+          <w:p>
+            <w:r/>
+            <w:r>
+              <w:rPr>
+                <w:sz w:val="13"/>
+              </w:rPr>
+              <w:t>62.4</w:t>
+            </w:r>
+          </w:p>
+        </w:tc>
+        <w:tc>
+          <w:tcPr>
+            <w:tcW w:type="dxa" w:w="1170"/>
+          </w:tcPr>
+          <w:p>
+            <w:r/>
+            <w:r>
+              <w:rPr>
+                <w:sz w:val="13"/>
+              </w:rPr>
+              <w:t>72.3</w:t>
+            </w:r>
+          </w:p>
+        </w:tc>
+        <w:tc>
+          <w:tcPr>
+            <w:tcW w:type="dxa" w:w="1170"/>
+          </w:tcPr>
+          <w:p>
+            <w:r/>
+            <w:r>
+              <w:rPr>
+                <w:sz w:val="13"/>
+              </w:rPr>
+              <w:t>it's completely normal to feel</w:t>
+            </w:r>
+          </w:p>
+        </w:tc>
+        <w:tc>
+          <w:tcPr>
+            <w:tcW w:type="dxa" w:w="1170"/>
+          </w:tcPr>
+          <w:p>
+            <w:r/>
+            <w:r>
+              <w:rPr>
+                <w:sz w:val="13"/>
+              </w:rPr>
+              <w:t>65</w:t>
             </w:r>
           </w:p>
         </w:tc>

--- a/writing/Chapter 5 - 5.1 Performance Evaluation/FINAL_TEXT.docx
+++ b/writing/Chapter 5 - 5.1 Performance Evaluation/FINAL_TEXT.docx
@@ -8274,6 +8274,20 @@
       </w:r>
       <w:r>
         <w:t xml:space="preserve"> and top-1 Phi-4-mini prompting (8.65); then come the same-size single model (8.24), the initial pipeline (8.04), zero-shot prompting (7.51) and the fine-tuned model (5.96). The four leading systems lie within 0.22 points of one another, and Section 5.3.7 shows that the differences among them are not significant. The final system scores 7.84 for empathy, 8.45 for relevance and 9.76 for safety. Empathy is the lowest of the three dimensions for every system, which indicates that the judges treat it as the most demanding criterion. Safety scores are high for every judged system (9.31 to 9.86) except the fine-tuned model (8.67). The two judges differ in severity: Nemotron 3 Ultra gives a lower average score than gpt-oss-120b to every system. Section 5.3.7 tests which of these differences are statistically significant and how closely the judges agree.</w:t>
+      </w:r>
+    </w:p>
+    <w:p>
+      <w:pPr>
+        <w:spacing w:after="120"/>
+      </w:pPr>
+      <w:r>
+        <w:rPr>
+          <w:b/>
+        </w:rPr>
+        <w:t>What the judge ranking settles and what it does not.</w:t>
+      </w:r>
+      <w:r>
+        <w:t xml:space="preserve"> The final system is third of eight on the panel, and that position has to be read together with what the panel is able to separate. The four leading systems all use a generator of 3.8 billion parameters or more, they lie within 0.22 points of one another, and none of the differences among them survives correction (Section 5.3.7); the judges also award higher scores to longer replies (Section 5.4.4), and of the four the final system writes the shortest ones. What the panel does separate is scale: every system below the four leaders uses a generator of 1.5 billion parameters or fewer. The decision to keep the two-stage design rather than prompt the same generator directly was therefore not taken on the judge scores, which rate the two configurations equally (8.68 against 8.78, p = 0.16), but on the measures that do distinguish them: emotion validation (36.7% against 27.0%), the WASSA empathy classifier (5.05 against 4.75, an advantage that strengthens when reply length is held constant), repetition (boilerplate in 58.7% of replies against 72.3%), length (22% fewer words) and the fact that the emotional decision is visible and can be logged or overridden, set against a cost of 13.7 points of rule adherence. Section 5.4.9 and Table 5.29 give that comparison measure by measure, and Section 5.2.6 combines five of the measures into one ranking in which the final system stands second of eight and first among the systems that fit the 8 GB budget.</w:t>
       </w:r>
     </w:p>
     <w:tbl>

--- a/writing/Chapter 5 - 5.1 Performance Evaluation/FINAL_TEXT.docx
+++ b/writing/Chapter 5 - 5.1 Performance Evaluation/FINAL_TEXT.docx
@@ -9404,14 +9404,41 @@
         <w:spacing w:after="120"/>
       </w:pPr>
       <w:r>
-        <w:t xml:space="preserve">To validate the automatic and AI-judge results, we conducted a forced-choice study with human participants (Table 5.8). Participants read 13 situations and, for each one, chose which of three replies "best understands and responds to how this person is feeling": the reply from the final system, from the same-size single model, or from the larger single model, presented in counterbalanced order. This three-way design adapts the pairwise preference judgements used in comparable studies [27], [28] to compare three systems within a limited number of items. The situations cover 13 different emotions, including four central to supportive conversation (sad, lonely, angry and anxious) and three drawn from student life. Two items include an obviously poor reply as an attention check. </w:t>
+        <w:t xml:space="preserve">To validate the automatic and AI-judge results, we conducted a rating study with human participants (Table 5.8). Participants read 8 situations; for each one they saw three replies, presented in counterbalanced order, from the final system, the same-size single model and the larger single model. They rated every reply from 1 to 5 on three dimensions, each with written anchors: </w:t>
+      </w:r>
+      <w:r>
+        <w:rPr>
+          <w:b/>
+        </w:rPr>
+        <w:t>empathy and emotional validation</w:t>
+      </w:r>
+      <w:r>
+        <w:t xml:space="preserve"> ("how well does this reply recognise and validate the emotions expressed in the message?"), </w:t>
+      </w:r>
+      <w:r>
+        <w:rPr>
+          <w:b/>
+        </w:rPr>
+        <w:t>contextual relevance</w:t>
+      </w:r>
+      <w:r>
+        <w:t xml:space="preserve"> ("how well does this reply address the person's specific situation rather than giving a generic response?") and </w:t>
+      </w:r>
+      <w:r>
+        <w:rPr>
+          <w:b/>
+        </w:rPr>
+        <w:t>supportiveness</w:t>
+      </w:r>
+      <w:r>
+        <w:t xml:space="preserve"> ("if you had written this message, how supported or comforted would you feel by this reply?"). Each situation ends with one preference question, which keeps the head-to-head comparison used in similar studies [27], [28] alongside the ratings. Rating rather than choosing gives a score for every system on every situation, so the size of a difference can be measured and not only its direction. The situations cover the four emotions most central to supportive conversation (sad, lonely, angry and anxious), three drawn from student life and one positive emotion; five of the eight are also scored by the AI judges, which is what allows human and AI ratings to be compared. The study contains no attention-check items: with 24 ratings per participant, the design relies on a short questionnaire and a small group of committed volunteers rather than on decoy replies. </w:t>
       </w:r>
       <w:r>
         <w:rPr>
           <w:b/>
           <w:color w:val="B03A00"/>
         </w:rPr>
-        <w:t>[[PENDING: number of participants; number excluded by the attention checks; selection rate of each system against the chance level of 33.3%, with binomial tests; Fleiss' kappa; and agreement between the human majority choice and the system scored highest by the AI judges.]]</w:t>
+        <w:t>[[PENDING: number of participants; mean rating of each system on each of the three dimensions, with paired tests; preference rate of each system against the chance level of 33.3%; agreement between participants; and agreement between the human ranking and the AI-judge ranking.]]</w:t>
       </w:r>
     </w:p>
     <w:tbl>
@@ -9421,16 +9448,15 @@
         <w:tblLook w:firstColumn="1" w:firstRow="1" w:lastColumn="0" w:lastRow="0" w:noHBand="0" w:noVBand="1" w:val="04A0"/>
       </w:tblPr>
       <w:tblGrid>
-        <w:gridCol w:w="1872"/>
-        <w:gridCol w:w="1872"/>
-        <w:gridCol w:w="1872"/>
-        <w:gridCol w:w="1872"/>
-        <w:gridCol w:w="1872"/>
+        <w:gridCol w:w="2340"/>
+        <w:gridCol w:w="2340"/>
+        <w:gridCol w:w="2340"/>
+        <w:gridCol w:w="2340"/>
       </w:tblGrid>
       <w:tr>
         <w:tc>
           <w:tcPr>
-            <w:tcW w:type="dxa" w:w="1872"/>
+            <w:tcW w:type="dxa" w:w="2340"/>
             <w:shd w:val="clear" w:color="auto" w:fill="E3EEFB"/>
           </w:tcPr>
           <w:p>
@@ -9444,13 +9470,13 @@
                 <w:b/>
                 <w:sz w:val="16"/>
               </w:rPr>
-              <w:t>item_number</w:t>
-            </w:r>
-          </w:p>
-        </w:tc>
-        <w:tc>
-          <w:tcPr>
-            <w:tcW w:type="dxa" w:w="1872"/>
+              <w:t>Item</w:t>
+            </w:r>
+          </w:p>
+        </w:tc>
+        <w:tc>
+          <w:tcPr>
+            <w:tcW w:type="dxa" w:w="2340"/>
             <w:shd w:val="clear" w:color="auto" w:fill="E3EEFB"/>
           </w:tcPr>
           <w:p>
@@ -9464,13 +9490,13 @@
                 <w:b/>
                 <w:sz w:val="16"/>
               </w:rPr>
-              <w:t>gold_emotion</w:t>
-            </w:r>
-          </w:p>
-        </w:tc>
-        <w:tc>
-          <w:tcPr>
-            <w:tcW w:type="dxa" w:w="1872"/>
+              <w:t>Emotion</w:t>
+            </w:r>
+          </w:p>
+        </w:tc>
+        <w:tc>
+          <w:tcPr>
+            <w:tcW w:type="dxa" w:w="2340"/>
             <w:shd w:val="clear" w:color="auto" w:fill="E3EEFB"/>
           </w:tcPr>
           <w:p>
@@ -9484,13 +9510,13 @@
                 <w:b/>
                 <w:sz w:val="16"/>
               </w:rPr>
-              <w:t>is_attention_check</w:t>
-            </w:r>
-          </w:p>
-        </w:tc>
-        <w:tc>
-          <w:tcPr>
-            <w:tcW w:type="dxa" w:w="1872"/>
+              <w:t>Scored by the AI judges</w:t>
+            </w:r>
+          </w:p>
+        </w:tc>
+        <w:tc>
+          <w:tcPr>
+            <w:tcW w:type="dxa" w:w="2340"/>
             <w:shd w:val="clear" w:color="auto" w:fill="E3EEFB"/>
           </w:tcPr>
           <w:p>
@@ -9504,27 +9530,7 @@
                 <w:b/>
                 <w:sz w:val="16"/>
               </w:rPr>
-              <w:t>ai_judge_scored</w:t>
-            </w:r>
-          </w:p>
-        </w:tc>
-        <w:tc>
-          <w:tcPr>
-            <w:tcW w:type="dxa" w:w="1872"/>
-            <w:shd w:val="clear" w:color="auto" w:fill="E3EEFB"/>
-          </w:tcPr>
-          <w:p>
-            <w:r>
-              <w:rPr>
-                <w:b/>
-              </w:rPr>
-            </w:r>
-            <w:r>
-              <w:rPr>
-                <w:b/>
-                <w:sz w:val="16"/>
-              </w:rPr>
-              <w:t>student_situation</w:t>
+              <w:t>Situation type</w:t>
             </w:r>
           </w:p>
         </w:tc>
@@ -9532,7 +9538,7 @@
       <w:tr>
         <w:tc>
           <w:tcPr>
-            <w:tcW w:type="dxa" w:w="1872"/>
+            <w:tcW w:type="dxa" w:w="2340"/>
           </w:tcPr>
           <w:p>
             <w:r/>
@@ -9546,7 +9552,7 @@
         </w:tc>
         <w:tc>
           <w:tcPr>
-            <w:tcW w:type="dxa" w:w="1872"/>
+            <w:tcW w:type="dxa" w:w="2340"/>
           </w:tcPr>
           <w:p>
             <w:r/>
@@ -9554,13 +9560,13 @@
               <w:rPr>
                 <w:sz w:val="16"/>
               </w:rPr>
-              <w:t>joyful</w:t>
-            </w:r>
-          </w:p>
-        </w:tc>
-        <w:tc>
-          <w:tcPr>
-            <w:tcW w:type="dxa" w:w="1872"/>
+              <w:t>anxious</w:t>
+            </w:r>
+          </w:p>
+        </w:tc>
+        <w:tc>
+          <w:tcPr>
+            <w:tcW w:type="dxa" w:w="2340"/>
           </w:tcPr>
           <w:p>
             <w:r/>
@@ -9568,13 +9574,13 @@
               <w:rPr>
                 <w:sz w:val="16"/>
               </w:rPr>
-              <w:t>False</w:t>
-            </w:r>
-          </w:p>
-        </w:tc>
-        <w:tc>
-          <w:tcPr>
-            <w:tcW w:type="dxa" w:w="1872"/>
+              <w:t>True</w:t>
+            </w:r>
+          </w:p>
+        </w:tc>
+        <w:tc>
+          <w:tcPr>
+            <w:tcW w:type="dxa" w:w="2340"/>
           </w:tcPr>
           <w:p>
             <w:r/>
@@ -9582,21 +9588,7 @@
               <w:rPr>
                 <w:sz w:val="16"/>
               </w:rPr>
-              <w:t>True</w:t>
-            </w:r>
-          </w:p>
-        </w:tc>
-        <w:tc>
-          <w:tcPr>
-            <w:tcW w:type="dxa" w:w="1872"/>
-          </w:tcPr>
-          <w:p>
-            <w:r/>
-            <w:r>
-              <w:rPr>
-                <w:sz w:val="16"/>
-              </w:rPr>
-              <w:t>False</w:t>
+              <w:t>core supportive emotion</w:t>
             </w:r>
           </w:p>
         </w:tc>
@@ -9604,7 +9596,7 @@
       <w:tr>
         <w:tc>
           <w:tcPr>
-            <w:tcW w:type="dxa" w:w="1872"/>
+            <w:tcW w:type="dxa" w:w="2340"/>
           </w:tcPr>
           <w:p>
             <w:r/>
@@ -9618,7 +9610,7 @@
         </w:tc>
         <w:tc>
           <w:tcPr>
-            <w:tcW w:type="dxa" w:w="1872"/>
+            <w:tcW w:type="dxa" w:w="2340"/>
           </w:tcPr>
           <w:p>
             <w:r/>
@@ -9626,13 +9618,13 @@
               <w:rPr>
                 <w:sz w:val="16"/>
               </w:rPr>
-              <w:t>nostalgic</w:t>
-            </w:r>
-          </w:p>
-        </w:tc>
-        <w:tc>
-          <w:tcPr>
-            <w:tcW w:type="dxa" w:w="1872"/>
+              <w:t>anticipating</w:t>
+            </w:r>
+          </w:p>
+        </w:tc>
+        <w:tc>
+          <w:tcPr>
+            <w:tcW w:type="dxa" w:w="2340"/>
           </w:tcPr>
           <w:p>
             <w:r/>
@@ -9640,13 +9632,13 @@
               <w:rPr>
                 <w:sz w:val="16"/>
               </w:rPr>
-              <w:t>True</w:t>
-            </w:r>
-          </w:p>
-        </w:tc>
-        <w:tc>
-          <w:tcPr>
-            <w:tcW w:type="dxa" w:w="1872"/>
+              <w:t>False</w:t>
+            </w:r>
+          </w:p>
+        </w:tc>
+        <w:tc>
+          <w:tcPr>
+            <w:tcW w:type="dxa" w:w="2340"/>
           </w:tcPr>
           <w:p>
             <w:r/>
@@ -9654,21 +9646,7 @@
               <w:rPr>
                 <w:sz w:val="16"/>
               </w:rPr>
-              <w:t>True</w:t>
-            </w:r>
-          </w:p>
-        </w:tc>
-        <w:tc>
-          <w:tcPr>
-            <w:tcW w:type="dxa" w:w="1872"/>
-          </w:tcPr>
-          <w:p>
-            <w:r/>
-            <w:r>
-              <w:rPr>
-                <w:sz w:val="16"/>
-              </w:rPr>
-              <w:t>False</w:t>
+              <w:t>student situation</w:t>
             </w:r>
           </w:p>
         </w:tc>
@@ -9676,7 +9654,7 @@
       <w:tr>
         <w:tc>
           <w:tcPr>
-            <w:tcW w:type="dxa" w:w="1872"/>
+            <w:tcW w:type="dxa" w:w="2340"/>
           </w:tcPr>
           <w:p>
             <w:r/>
@@ -9690,7 +9668,7 @@
         </w:tc>
         <w:tc>
           <w:tcPr>
-            <w:tcW w:type="dxa" w:w="1872"/>
+            <w:tcW w:type="dxa" w:w="2340"/>
           </w:tcPr>
           <w:p>
             <w:r/>
@@ -9698,13 +9676,13 @@
               <w:rPr>
                 <w:sz w:val="16"/>
               </w:rPr>
-              <w:t>faithful</w:t>
-            </w:r>
-          </w:p>
-        </w:tc>
-        <w:tc>
-          <w:tcPr>
-            <w:tcW w:type="dxa" w:w="1872"/>
+              <w:t>content</w:t>
+            </w:r>
+          </w:p>
+        </w:tc>
+        <w:tc>
+          <w:tcPr>
+            <w:tcW w:type="dxa" w:w="2340"/>
           </w:tcPr>
           <w:p>
             <w:r/>
@@ -9712,13 +9690,13 @@
               <w:rPr>
                 <w:sz w:val="16"/>
               </w:rPr>
-              <w:t>False</w:t>
-            </w:r>
-          </w:p>
-        </w:tc>
-        <w:tc>
-          <w:tcPr>
-            <w:tcW w:type="dxa" w:w="1872"/>
+              <w:t>True</w:t>
+            </w:r>
+          </w:p>
+        </w:tc>
+        <w:tc>
+          <w:tcPr>
+            <w:tcW w:type="dxa" w:w="2340"/>
           </w:tcPr>
           <w:p>
             <w:r/>
@@ -9726,21 +9704,7 @@
               <w:rPr>
                 <w:sz w:val="16"/>
               </w:rPr>
-              <w:t>True</w:t>
-            </w:r>
-          </w:p>
-        </w:tc>
-        <w:tc>
-          <w:tcPr>
-            <w:tcW w:type="dxa" w:w="1872"/>
-          </w:tcPr>
-          <w:p>
-            <w:r/>
-            <w:r>
-              <w:rPr>
-                <w:sz w:val="16"/>
-              </w:rPr>
-              <w:t>False</w:t>
+              <w:t>positive emotion</w:t>
             </w:r>
           </w:p>
         </w:tc>
@@ -9748,7 +9712,7 @@
       <w:tr>
         <w:tc>
           <w:tcPr>
-            <w:tcW w:type="dxa" w:w="1872"/>
+            <w:tcW w:type="dxa" w:w="2340"/>
           </w:tcPr>
           <w:p>
             <w:r/>
@@ -9762,7 +9726,7 @@
         </w:tc>
         <w:tc>
           <w:tcPr>
-            <w:tcW w:type="dxa" w:w="1872"/>
+            <w:tcW w:type="dxa" w:w="2340"/>
           </w:tcPr>
           <w:p>
             <w:r/>
@@ -9770,13 +9734,13 @@
               <w:rPr>
                 <w:sz w:val="16"/>
               </w:rPr>
-              <w:t>angry</w:t>
-            </w:r>
-          </w:p>
-        </w:tc>
-        <w:tc>
-          <w:tcPr>
-            <w:tcW w:type="dxa" w:w="1872"/>
+              <w:t>prepared</w:t>
+            </w:r>
+          </w:p>
+        </w:tc>
+        <w:tc>
+          <w:tcPr>
+            <w:tcW w:type="dxa" w:w="2340"/>
           </w:tcPr>
           <w:p>
             <w:r/>
@@ -9790,7 +9754,7 @@
         </w:tc>
         <w:tc>
           <w:tcPr>
-            <w:tcW w:type="dxa" w:w="1872"/>
+            <w:tcW w:type="dxa" w:w="2340"/>
           </w:tcPr>
           <w:p>
             <w:r/>
@@ -9798,21 +9762,7 @@
               <w:rPr>
                 <w:sz w:val="16"/>
               </w:rPr>
-              <w:t>True</w:t>
-            </w:r>
-          </w:p>
-        </w:tc>
-        <w:tc>
-          <w:tcPr>
-            <w:tcW w:type="dxa" w:w="1872"/>
-          </w:tcPr>
-          <w:p>
-            <w:r/>
-            <w:r>
-              <w:rPr>
-                <w:sz w:val="16"/>
-              </w:rPr>
-              <w:t>False</w:t>
+              <w:t>student situation</w:t>
             </w:r>
           </w:p>
         </w:tc>
@@ -9820,7 +9770,7 @@
       <w:tr>
         <w:tc>
           <w:tcPr>
-            <w:tcW w:type="dxa" w:w="1872"/>
+            <w:tcW w:type="dxa" w:w="2340"/>
           </w:tcPr>
           <w:p>
             <w:r/>
@@ -9834,7 +9784,7 @@
         </w:tc>
         <w:tc>
           <w:tcPr>
-            <w:tcW w:type="dxa" w:w="1872"/>
+            <w:tcW w:type="dxa" w:w="2340"/>
           </w:tcPr>
           <w:p>
             <w:r/>
@@ -9842,13 +9792,13 @@
               <w:rPr>
                 <w:sz w:val="16"/>
               </w:rPr>
-              <w:t>prepared</w:t>
-            </w:r>
-          </w:p>
-        </w:tc>
-        <w:tc>
-          <w:tcPr>
-            <w:tcW w:type="dxa" w:w="1872"/>
+              <w:t>lonely</w:t>
+            </w:r>
+          </w:p>
+        </w:tc>
+        <w:tc>
+          <w:tcPr>
+            <w:tcW w:type="dxa" w:w="2340"/>
           </w:tcPr>
           <w:p>
             <w:r/>
@@ -9856,13 +9806,13 @@
               <w:rPr>
                 <w:sz w:val="16"/>
               </w:rPr>
-              <w:t>False</w:t>
-            </w:r>
-          </w:p>
-        </w:tc>
-        <w:tc>
-          <w:tcPr>
-            <w:tcW w:type="dxa" w:w="1872"/>
+              <w:t>True</w:t>
+            </w:r>
+          </w:p>
+        </w:tc>
+        <w:tc>
+          <w:tcPr>
+            <w:tcW w:type="dxa" w:w="2340"/>
           </w:tcPr>
           <w:p>
             <w:r/>
@@ -9870,21 +9820,7 @@
               <w:rPr>
                 <w:sz w:val="16"/>
               </w:rPr>
-              <w:t>False</w:t>
-            </w:r>
-          </w:p>
-        </w:tc>
-        <w:tc>
-          <w:tcPr>
-            <w:tcW w:type="dxa" w:w="1872"/>
-          </w:tcPr>
-          <w:p>
-            <w:r/>
-            <w:r>
-              <w:rPr>
-                <w:sz w:val="16"/>
-              </w:rPr>
-              <w:t>True</w:t>
+              <w:t>core supportive emotion</w:t>
             </w:r>
           </w:p>
         </w:tc>
@@ -9892,7 +9828,7 @@
       <w:tr>
         <w:tc>
           <w:tcPr>
-            <w:tcW w:type="dxa" w:w="1872"/>
+            <w:tcW w:type="dxa" w:w="2340"/>
           </w:tcPr>
           <w:p>
             <w:r/>
@@ -9906,7 +9842,7 @@
         </w:tc>
         <w:tc>
           <w:tcPr>
-            <w:tcW w:type="dxa" w:w="1872"/>
+            <w:tcW w:type="dxa" w:w="2340"/>
           </w:tcPr>
           <w:p>
             <w:r/>
@@ -9914,13 +9850,13 @@
               <w:rPr>
                 <w:sz w:val="16"/>
               </w:rPr>
-              <w:t>anxious</w:t>
-            </w:r>
-          </w:p>
-        </w:tc>
-        <w:tc>
-          <w:tcPr>
-            <w:tcW w:type="dxa" w:w="1872"/>
+              <w:t>angry</w:t>
+            </w:r>
+          </w:p>
+        </w:tc>
+        <w:tc>
+          <w:tcPr>
+            <w:tcW w:type="dxa" w:w="2340"/>
           </w:tcPr>
           <w:p>
             <w:r/>
@@ -9928,13 +9864,13 @@
               <w:rPr>
                 <w:sz w:val="16"/>
               </w:rPr>
-              <w:t>False</w:t>
-            </w:r>
-          </w:p>
-        </w:tc>
-        <w:tc>
-          <w:tcPr>
-            <w:tcW w:type="dxa" w:w="1872"/>
+              <w:t>True</w:t>
+            </w:r>
+          </w:p>
+        </w:tc>
+        <w:tc>
+          <w:tcPr>
+            <w:tcW w:type="dxa" w:w="2340"/>
           </w:tcPr>
           <w:p>
             <w:r/>
@@ -9942,21 +9878,7 @@
               <w:rPr>
                 <w:sz w:val="16"/>
               </w:rPr>
-              <w:t>True</w:t>
-            </w:r>
-          </w:p>
-        </w:tc>
-        <w:tc>
-          <w:tcPr>
-            <w:tcW w:type="dxa" w:w="1872"/>
-          </w:tcPr>
-          <w:p>
-            <w:r/>
-            <w:r>
-              <w:rPr>
-                <w:sz w:val="16"/>
-              </w:rPr>
-              <w:t>False</w:t>
+              <w:t>core supportive emotion</w:t>
             </w:r>
           </w:p>
         </w:tc>
@@ -9964,7 +9886,7 @@
       <w:tr>
         <w:tc>
           <w:tcPr>
-            <w:tcW w:type="dxa" w:w="1872"/>
+            <w:tcW w:type="dxa" w:w="2340"/>
           </w:tcPr>
           <w:p>
             <w:r/>
@@ -9978,7 +9900,7 @@
         </w:tc>
         <w:tc>
           <w:tcPr>
-            <w:tcW w:type="dxa" w:w="1872"/>
+            <w:tcW w:type="dxa" w:w="2340"/>
           </w:tcPr>
           <w:p>
             <w:r/>
@@ -9992,7 +9914,7 @@
         </w:tc>
         <w:tc>
           <w:tcPr>
-            <w:tcW w:type="dxa" w:w="1872"/>
+            <w:tcW w:type="dxa" w:w="2340"/>
           </w:tcPr>
           <w:p>
             <w:r/>
@@ -10006,7 +9928,7 @@
         </w:tc>
         <w:tc>
           <w:tcPr>
-            <w:tcW w:type="dxa" w:w="1872"/>
+            <w:tcW w:type="dxa" w:w="2340"/>
           </w:tcPr>
           <w:p>
             <w:r/>
@@ -10014,21 +9936,7 @@
               <w:rPr>
                 <w:sz w:val="16"/>
               </w:rPr>
-              <w:t>False</w:t>
-            </w:r>
-          </w:p>
-        </w:tc>
-        <w:tc>
-          <w:tcPr>
-            <w:tcW w:type="dxa" w:w="1872"/>
-          </w:tcPr>
-          <w:p>
-            <w:r/>
-            <w:r>
-              <w:rPr>
-                <w:sz w:val="16"/>
-              </w:rPr>
-              <w:t>True</w:t>
+              <w:t>student situation</w:t>
             </w:r>
           </w:p>
         </w:tc>
@@ -10036,7 +9944,7 @@
       <w:tr>
         <w:tc>
           <w:tcPr>
-            <w:tcW w:type="dxa" w:w="1872"/>
+            <w:tcW w:type="dxa" w:w="2340"/>
           </w:tcPr>
           <w:p>
             <w:r/>
@@ -10050,7 +9958,7 @@
         </w:tc>
         <w:tc>
           <w:tcPr>
-            <w:tcW w:type="dxa" w:w="1872"/>
+            <w:tcW w:type="dxa" w:w="2340"/>
           </w:tcPr>
           <w:p>
             <w:r/>
@@ -10058,13 +9966,13 @@
               <w:rPr>
                 <w:sz w:val="16"/>
               </w:rPr>
-              <w:t>anticipating</w:t>
-            </w:r>
-          </w:p>
-        </w:tc>
-        <w:tc>
-          <w:tcPr>
-            <w:tcW w:type="dxa" w:w="1872"/>
+              <w:t>sad</w:t>
+            </w:r>
+          </w:p>
+        </w:tc>
+        <w:tc>
+          <w:tcPr>
+            <w:tcW w:type="dxa" w:w="2340"/>
           </w:tcPr>
           <w:p>
             <w:r/>
@@ -10072,13 +9980,13 @@
               <w:rPr>
                 <w:sz w:val="16"/>
               </w:rPr>
-              <w:t>False</w:t>
-            </w:r>
-          </w:p>
-        </w:tc>
-        <w:tc>
-          <w:tcPr>
-            <w:tcW w:type="dxa" w:w="1872"/>
+              <w:t>True</w:t>
+            </w:r>
+          </w:p>
+        </w:tc>
+        <w:tc>
+          <w:tcPr>
+            <w:tcW w:type="dxa" w:w="2340"/>
           </w:tcPr>
           <w:p>
             <w:r/>
@@ -10086,381 +9994,7 @@
               <w:rPr>
                 <w:sz w:val="16"/>
               </w:rPr>
-              <w:t>False</w:t>
-            </w:r>
-          </w:p>
-        </w:tc>
-        <w:tc>
-          <w:tcPr>
-            <w:tcW w:type="dxa" w:w="1872"/>
-          </w:tcPr>
-          <w:p>
-            <w:r/>
-            <w:r>
-              <w:rPr>
-                <w:sz w:val="16"/>
-              </w:rPr>
-              <w:t>True</w:t>
-            </w:r>
-          </w:p>
-        </w:tc>
-      </w:tr>
-      <w:tr>
-        <w:tc>
-          <w:tcPr>
-            <w:tcW w:type="dxa" w:w="1872"/>
-          </w:tcPr>
-          <w:p>
-            <w:r/>
-            <w:r>
-              <w:rPr>
-                <w:sz w:val="16"/>
-              </w:rPr>
-              <w:t>9</w:t>
-            </w:r>
-          </w:p>
-        </w:tc>
-        <w:tc>
-          <w:tcPr>
-            <w:tcW w:type="dxa" w:w="1872"/>
-          </w:tcPr>
-          <w:p>
-            <w:r/>
-            <w:r>
-              <w:rPr>
-                <w:sz w:val="16"/>
-              </w:rPr>
-              <w:t>lonely</w:t>
-            </w:r>
-          </w:p>
-        </w:tc>
-        <w:tc>
-          <w:tcPr>
-            <w:tcW w:type="dxa" w:w="1872"/>
-          </w:tcPr>
-          <w:p>
-            <w:r/>
-            <w:r>
-              <w:rPr>
-                <w:sz w:val="16"/>
-              </w:rPr>
-              <w:t>False</w:t>
-            </w:r>
-          </w:p>
-        </w:tc>
-        <w:tc>
-          <w:tcPr>
-            <w:tcW w:type="dxa" w:w="1872"/>
-          </w:tcPr>
-          <w:p>
-            <w:r/>
-            <w:r>
-              <w:rPr>
-                <w:sz w:val="16"/>
-              </w:rPr>
-              <w:t>True</w:t>
-            </w:r>
-          </w:p>
-        </w:tc>
-        <w:tc>
-          <w:tcPr>
-            <w:tcW w:type="dxa" w:w="1872"/>
-          </w:tcPr>
-          <w:p>
-            <w:r/>
-            <w:r>
-              <w:rPr>
-                <w:sz w:val="16"/>
-              </w:rPr>
-              <w:t>False</w:t>
-            </w:r>
-          </w:p>
-        </w:tc>
-      </w:tr>
-      <w:tr>
-        <w:tc>
-          <w:tcPr>
-            <w:tcW w:type="dxa" w:w="1872"/>
-          </w:tcPr>
-          <w:p>
-            <w:r/>
-            <w:r>
-              <w:rPr>
-                <w:sz w:val="16"/>
-              </w:rPr>
-              <w:t>10</w:t>
-            </w:r>
-          </w:p>
-        </w:tc>
-        <w:tc>
-          <w:tcPr>
-            <w:tcW w:type="dxa" w:w="1872"/>
-          </w:tcPr>
-          <w:p>
-            <w:r/>
-            <w:r>
-              <w:rPr>
-                <w:sz w:val="16"/>
-              </w:rPr>
-              <w:t>disgusted</w:t>
-            </w:r>
-          </w:p>
-        </w:tc>
-        <w:tc>
-          <w:tcPr>
-            <w:tcW w:type="dxa" w:w="1872"/>
-          </w:tcPr>
-          <w:p>
-            <w:r/>
-            <w:r>
-              <w:rPr>
-                <w:sz w:val="16"/>
-              </w:rPr>
-              <w:t>False</w:t>
-            </w:r>
-          </w:p>
-        </w:tc>
-        <w:tc>
-          <w:tcPr>
-            <w:tcW w:type="dxa" w:w="1872"/>
-          </w:tcPr>
-          <w:p>
-            <w:r/>
-            <w:r>
-              <w:rPr>
-                <w:sz w:val="16"/>
-              </w:rPr>
-              <w:t>True</w:t>
-            </w:r>
-          </w:p>
-        </w:tc>
-        <w:tc>
-          <w:tcPr>
-            <w:tcW w:type="dxa" w:w="1872"/>
-          </w:tcPr>
-          <w:p>
-            <w:r/>
-            <w:r>
-              <w:rPr>
-                <w:sz w:val="16"/>
-              </w:rPr>
-              <w:t>False</w:t>
-            </w:r>
-          </w:p>
-        </w:tc>
-      </w:tr>
-      <w:tr>
-        <w:tc>
-          <w:tcPr>
-            <w:tcW w:type="dxa" w:w="1872"/>
-          </w:tcPr>
-          <w:p>
-            <w:r/>
-            <w:r>
-              <w:rPr>
-                <w:sz w:val="16"/>
-              </w:rPr>
-              <w:t>11</w:t>
-            </w:r>
-          </w:p>
-        </w:tc>
-        <w:tc>
-          <w:tcPr>
-            <w:tcW w:type="dxa" w:w="1872"/>
-          </w:tcPr>
-          <w:p>
-            <w:r/>
-            <w:r>
-              <w:rPr>
-                <w:sz w:val="16"/>
-              </w:rPr>
-              <w:t>sad</w:t>
-            </w:r>
-          </w:p>
-        </w:tc>
-        <w:tc>
-          <w:tcPr>
-            <w:tcW w:type="dxa" w:w="1872"/>
-          </w:tcPr>
-          <w:p>
-            <w:r/>
-            <w:r>
-              <w:rPr>
-                <w:sz w:val="16"/>
-              </w:rPr>
-              <w:t>False</w:t>
-            </w:r>
-          </w:p>
-        </w:tc>
-        <w:tc>
-          <w:tcPr>
-            <w:tcW w:type="dxa" w:w="1872"/>
-          </w:tcPr>
-          <w:p>
-            <w:r/>
-            <w:r>
-              <w:rPr>
-                <w:sz w:val="16"/>
-              </w:rPr>
-              <w:t>True</w:t>
-            </w:r>
-          </w:p>
-        </w:tc>
-        <w:tc>
-          <w:tcPr>
-            <w:tcW w:type="dxa" w:w="1872"/>
-          </w:tcPr>
-          <w:p>
-            <w:r/>
-            <w:r>
-              <w:rPr>
-                <w:sz w:val="16"/>
-              </w:rPr>
-              <w:t>False</w:t>
-            </w:r>
-          </w:p>
-        </w:tc>
-      </w:tr>
-      <w:tr>
-        <w:tc>
-          <w:tcPr>
-            <w:tcW w:type="dxa" w:w="1872"/>
-          </w:tcPr>
-          <w:p>
-            <w:r/>
-            <w:r>
-              <w:rPr>
-                <w:sz w:val="16"/>
-              </w:rPr>
-              <w:t>12</w:t>
-            </w:r>
-          </w:p>
-        </w:tc>
-        <w:tc>
-          <w:tcPr>
-            <w:tcW w:type="dxa" w:w="1872"/>
-          </w:tcPr>
-          <w:p>
-            <w:r/>
-            <w:r>
-              <w:rPr>
-                <w:sz w:val="16"/>
-              </w:rPr>
-              <w:t>impressed</w:t>
-            </w:r>
-          </w:p>
-        </w:tc>
-        <w:tc>
-          <w:tcPr>
-            <w:tcW w:type="dxa" w:w="1872"/>
-          </w:tcPr>
-          <w:p>
-            <w:r/>
-            <w:r>
-              <w:rPr>
-                <w:sz w:val="16"/>
-              </w:rPr>
-              <w:t>True</w:t>
-            </w:r>
-          </w:p>
-        </w:tc>
-        <w:tc>
-          <w:tcPr>
-            <w:tcW w:type="dxa" w:w="1872"/>
-          </w:tcPr>
-          <w:p>
-            <w:r/>
-            <w:r>
-              <w:rPr>
-                <w:sz w:val="16"/>
-              </w:rPr>
-              <w:t>True</w:t>
-            </w:r>
-          </w:p>
-        </w:tc>
-        <w:tc>
-          <w:tcPr>
-            <w:tcW w:type="dxa" w:w="1872"/>
-          </w:tcPr>
-          <w:p>
-            <w:r/>
-            <w:r>
-              <w:rPr>
-                <w:sz w:val="16"/>
-              </w:rPr>
-              <w:t>False</w:t>
-            </w:r>
-          </w:p>
-        </w:tc>
-      </w:tr>
-      <w:tr>
-        <w:tc>
-          <w:tcPr>
-            <w:tcW w:type="dxa" w:w="1872"/>
-          </w:tcPr>
-          <w:p>
-            <w:r/>
-            <w:r>
-              <w:rPr>
-                <w:sz w:val="16"/>
-              </w:rPr>
-              <w:t>13</w:t>
-            </w:r>
-          </w:p>
-        </w:tc>
-        <w:tc>
-          <w:tcPr>
-            <w:tcW w:type="dxa" w:w="1872"/>
-          </w:tcPr>
-          <w:p>
-            <w:r/>
-            <w:r>
-              <w:rPr>
-                <w:sz w:val="16"/>
-              </w:rPr>
-              <w:t>content</w:t>
-            </w:r>
-          </w:p>
-        </w:tc>
-        <w:tc>
-          <w:tcPr>
-            <w:tcW w:type="dxa" w:w="1872"/>
-          </w:tcPr>
-          <w:p>
-            <w:r/>
-            <w:r>
-              <w:rPr>
-                <w:sz w:val="16"/>
-              </w:rPr>
-              <w:t>False</w:t>
-            </w:r>
-          </w:p>
-        </w:tc>
-        <w:tc>
-          <w:tcPr>
-            <w:tcW w:type="dxa" w:w="1872"/>
-          </w:tcPr>
-          <w:p>
-            <w:r/>
-            <w:r>
-              <w:rPr>
-                <w:sz w:val="16"/>
-              </w:rPr>
-              <w:t>True</w:t>
-            </w:r>
-          </w:p>
-        </w:tc>
-        <w:tc>
-          <w:tcPr>
-            <w:tcW w:type="dxa" w:w="1872"/>
-          </w:tcPr>
-          <w:p>
-            <w:r/>
-            <w:r>
-              <w:rPr>
-                <w:sz w:val="16"/>
-              </w:rPr>
-              <w:t>False</w:t>
+              <w:t>core supportive emotion</w:t>
             </w:r>
           </w:p>
         </w:tc>
@@ -10483,15 +10017,17 @@
         <w:tblLook w:firstColumn="1" w:firstRow="1" w:lastColumn="0" w:lastRow="0" w:noHBand="0" w:noVBand="1" w:val="04A0"/>
       </w:tblPr>
       <w:tblGrid>
-        <w:gridCol w:w="2340"/>
-        <w:gridCol w:w="2340"/>
-        <w:gridCol w:w="2340"/>
-        <w:gridCol w:w="2340"/>
+        <w:gridCol w:w="1560"/>
+        <w:gridCol w:w="1560"/>
+        <w:gridCol w:w="1560"/>
+        <w:gridCol w:w="1560"/>
+        <w:gridCol w:w="1560"/>
+        <w:gridCol w:w="1560"/>
       </w:tblGrid>
       <w:tr>
         <w:tc>
           <w:tcPr>
-            <w:tcW w:type="dxa" w:w="2340"/>
+            <w:tcW w:type="dxa" w:w="1560"/>
             <w:shd w:val="clear" w:color="auto" w:fill="E3EEFB"/>
           </w:tcPr>
           <w:p>
@@ -10511,7 +10047,7 @@
         </w:tc>
         <w:tc>
           <w:tcPr>
-            <w:tcW w:type="dxa" w:w="2340"/>
+            <w:tcW w:type="dxa" w:w="1560"/>
             <w:shd w:val="clear" w:color="auto" w:fill="E3EEFB"/>
           </w:tcPr>
           <w:p>
@@ -10525,13 +10061,13 @@
                 <w:b/>
                 <w:sz w:val="16"/>
               </w:rPr>
-              <w:t>Times chosen</w:t>
-            </w:r>
-          </w:p>
-        </w:tc>
-        <w:tc>
-          <w:tcPr>
-            <w:tcW w:type="dxa" w:w="2340"/>
+              <w:t>Empathy (1-5)</w:t>
+            </w:r>
+          </w:p>
+        </w:tc>
+        <w:tc>
+          <w:tcPr>
+            <w:tcW w:type="dxa" w:w="1560"/>
             <w:shd w:val="clear" w:color="auto" w:fill="E3EEFB"/>
           </w:tcPr>
           <w:p>
@@ -10545,13 +10081,13 @@
                 <w:b/>
                 <w:sz w:val="16"/>
               </w:rPr>
-              <w:t>Selection rate (%)</w:t>
-            </w:r>
-          </w:p>
-        </w:tc>
-        <w:tc>
-          <w:tcPr>
-            <w:tcW w:type="dxa" w:w="2340"/>
+              <w:t>Contextual relevance (1-5)</w:t>
+            </w:r>
+          </w:p>
+        </w:tc>
+        <w:tc>
+          <w:tcPr>
+            <w:tcW w:type="dxa" w:w="1560"/>
             <w:shd w:val="clear" w:color="auto" w:fill="E3EEFB"/>
           </w:tcPr>
           <w:p>
@@ -10565,7 +10101,47 @@
                 <w:b/>
                 <w:sz w:val="16"/>
               </w:rPr>
-              <w:t>Binomial p vs 33.3% chance</w:t>
+              <w:t>Supportiveness (1-5)</w:t>
+            </w:r>
+          </w:p>
+        </w:tc>
+        <w:tc>
+          <w:tcPr>
+            <w:tcW w:type="dxa" w:w="1560"/>
+            <w:shd w:val="clear" w:color="auto" w:fill="E3EEFB"/>
+          </w:tcPr>
+          <w:p>
+            <w:r>
+              <w:rPr>
+                <w:b/>
+              </w:rPr>
+            </w:r>
+            <w:r>
+              <w:rPr>
+                <w:b/>
+                <w:sz w:val="16"/>
+              </w:rPr>
+              <w:t>Preferred (%)</w:t>
+            </w:r>
+          </w:p>
+        </w:tc>
+        <w:tc>
+          <w:tcPr>
+            <w:tcW w:type="dxa" w:w="1560"/>
+            <w:shd w:val="clear" w:color="auto" w:fill="E3EEFB"/>
+          </w:tcPr>
+          <w:p>
+            <w:r>
+              <w:rPr>
+                <w:b/>
+              </w:rPr>
+            </w:r>
+            <w:r>
+              <w:rPr>
+                <w:b/>
+                <w:sz w:val="16"/>
+              </w:rPr>
+              <w:t>Paired p vs final system</w:t>
             </w:r>
           </w:p>
         </w:tc>
@@ -10573,7 +10149,7 @@
       <w:tr>
         <w:tc>
           <w:tcPr>
-            <w:tcW w:type="dxa" w:w="2340"/>
+            <w:tcW w:type="dxa" w:w="1560"/>
           </w:tcPr>
           <w:p>
             <w:r/>
@@ -10587,7 +10163,7 @@
         </w:tc>
         <w:tc>
           <w:tcPr>
-            <w:tcW w:type="dxa" w:w="2340"/>
+            <w:tcW w:type="dxa" w:w="1560"/>
           </w:tcPr>
           <w:p>
             <w:r/>
@@ -10603,7 +10179,7 @@
         </w:tc>
         <w:tc>
           <w:tcPr>
-            <w:tcW w:type="dxa" w:w="2340"/>
+            <w:tcW w:type="dxa" w:w="1560"/>
           </w:tcPr>
           <w:p>
             <w:r/>
@@ -10619,7 +10195,7 @@
         </w:tc>
         <w:tc>
           <w:tcPr>
-            <w:tcW w:type="dxa" w:w="2340"/>
+            <w:tcW w:type="dxa" w:w="1560"/>
           </w:tcPr>
           <w:p>
             <w:r/>
@@ -10633,25 +10209,9 @@
             </w:r>
           </w:p>
         </w:tc>
-      </w:tr>
-      <w:tr>
-        <w:tc>
-          <w:tcPr>
-            <w:tcW w:type="dxa" w:w="2340"/>
-          </w:tcPr>
-          <w:p>
-            <w:r/>
-            <w:r>
-              <w:rPr>
-                <w:sz w:val="16"/>
-              </w:rPr>
-              <w:t>Single model, same size: Qwen2.5-1.5B detects + responds</w:t>
-            </w:r>
-          </w:p>
-        </w:tc>
-        <w:tc>
-          <w:tcPr>
-            <w:tcW w:type="dxa" w:w="2340"/>
+        <w:tc>
+          <w:tcPr>
+            <w:tcW w:type="dxa" w:w="1560"/>
           </w:tcPr>
           <w:p>
             <w:r/>
@@ -10667,7 +10227,7 @@
         </w:tc>
         <w:tc>
           <w:tcPr>
-            <w:tcW w:type="dxa" w:w="2340"/>
+            <w:tcW w:type="dxa" w:w="1560"/>
           </w:tcPr>
           <w:p>
             <w:r/>
@@ -10681,9 +10241,25 @@
             </w:r>
           </w:p>
         </w:tc>
-        <w:tc>
-          <w:tcPr>
-            <w:tcW w:type="dxa" w:w="2340"/>
+      </w:tr>
+      <w:tr>
+        <w:tc>
+          <w:tcPr>
+            <w:tcW w:type="dxa" w:w="1560"/>
+          </w:tcPr>
+          <w:p>
+            <w:r/>
+            <w:r>
+              <w:rPr>
+                <w:sz w:val="16"/>
+              </w:rPr>
+              <w:t>Single model, same size: Qwen2.5-1.5B detects + responds</w:t>
+            </w:r>
+          </w:p>
+        </w:tc>
+        <w:tc>
+          <w:tcPr>
+            <w:tcW w:type="dxa" w:w="1560"/>
           </w:tcPr>
           <w:p>
             <w:r/>
@@ -10697,25 +10273,9 @@
             </w:r>
           </w:p>
         </w:tc>
-      </w:tr>
-      <w:tr>
-        <w:tc>
-          <w:tcPr>
-            <w:tcW w:type="dxa" w:w="2340"/>
-          </w:tcPr>
-          <w:p>
-            <w:r/>
-            <w:r>
-              <w:rPr>
-                <w:sz w:val="16"/>
-              </w:rPr>
-              <w:t>Single model, bigger: Qwen2.5-7B (4-bit) detects + responds</w:t>
-            </w:r>
-          </w:p>
-        </w:tc>
-        <w:tc>
-          <w:tcPr>
-            <w:tcW w:type="dxa" w:w="2340"/>
+        <w:tc>
+          <w:tcPr>
+            <w:tcW w:type="dxa" w:w="1560"/>
           </w:tcPr>
           <w:p>
             <w:r/>
@@ -10731,7 +10291,7 @@
         </w:tc>
         <w:tc>
           <w:tcPr>
-            <w:tcW w:type="dxa" w:w="2340"/>
+            <w:tcW w:type="dxa" w:w="1560"/>
           </w:tcPr>
           <w:p>
             <w:r/>
@@ -10747,7 +10307,119 @@
         </w:tc>
         <w:tc>
           <w:tcPr>
-            <w:tcW w:type="dxa" w:w="2340"/>
+            <w:tcW w:type="dxa" w:w="1560"/>
+          </w:tcPr>
+          <w:p>
+            <w:r/>
+            <w:r>
+              <w:rPr>
+                <w:b/>
+                <w:color w:val="B03A00"/>
+                <w:sz w:val="16"/>
+              </w:rPr>
+              <w:t>[[PENDING - human evaluation responses not yet collected]]</w:t>
+            </w:r>
+          </w:p>
+        </w:tc>
+        <w:tc>
+          <w:tcPr>
+            <w:tcW w:type="dxa" w:w="1560"/>
+          </w:tcPr>
+          <w:p>
+            <w:r/>
+            <w:r>
+              <w:rPr>
+                <w:b/>
+                <w:color w:val="B03A00"/>
+                <w:sz w:val="16"/>
+              </w:rPr>
+              <w:t>[[PENDING - human evaluation responses not yet collected]]</w:t>
+            </w:r>
+          </w:p>
+        </w:tc>
+      </w:tr>
+      <w:tr>
+        <w:tc>
+          <w:tcPr>
+            <w:tcW w:type="dxa" w:w="1560"/>
+          </w:tcPr>
+          <w:p>
+            <w:r/>
+            <w:r>
+              <w:rPr>
+                <w:sz w:val="16"/>
+              </w:rPr>
+              <w:t>Single model, bigger: Qwen2.5-7B (4-bit) detects + responds</w:t>
+            </w:r>
+          </w:p>
+        </w:tc>
+        <w:tc>
+          <w:tcPr>
+            <w:tcW w:type="dxa" w:w="1560"/>
+          </w:tcPr>
+          <w:p>
+            <w:r/>
+            <w:r>
+              <w:rPr>
+                <w:b/>
+                <w:color w:val="B03A00"/>
+                <w:sz w:val="16"/>
+              </w:rPr>
+              <w:t>[[PENDING - human evaluation responses not yet collected]]</w:t>
+            </w:r>
+          </w:p>
+        </w:tc>
+        <w:tc>
+          <w:tcPr>
+            <w:tcW w:type="dxa" w:w="1560"/>
+          </w:tcPr>
+          <w:p>
+            <w:r/>
+            <w:r>
+              <w:rPr>
+                <w:b/>
+                <w:color w:val="B03A00"/>
+                <w:sz w:val="16"/>
+              </w:rPr>
+              <w:t>[[PENDING - human evaluation responses not yet collected]]</w:t>
+            </w:r>
+          </w:p>
+        </w:tc>
+        <w:tc>
+          <w:tcPr>
+            <w:tcW w:type="dxa" w:w="1560"/>
+          </w:tcPr>
+          <w:p>
+            <w:r/>
+            <w:r>
+              <w:rPr>
+                <w:b/>
+                <w:color w:val="B03A00"/>
+                <w:sz w:val="16"/>
+              </w:rPr>
+              <w:t>[[PENDING - human evaluation responses not yet collected]]</w:t>
+            </w:r>
+          </w:p>
+        </w:tc>
+        <w:tc>
+          <w:tcPr>
+            <w:tcW w:type="dxa" w:w="1560"/>
+          </w:tcPr>
+          <w:p>
+            <w:r/>
+            <w:r>
+              <w:rPr>
+                <w:b/>
+                <w:color w:val="B03A00"/>
+                <w:sz w:val="16"/>
+              </w:rPr>
+              <w:t>[[PENDING - human evaluation responses not yet collected]]</w:t>
+            </w:r>
+          </w:p>
+        </w:tc>
+        <w:tc>
+          <w:tcPr>
+            <w:tcW w:type="dxa" w:w="1560"/>
           </w:tcPr>
           <w:p>
             <w:r/>
